--- a/ฟอร์มรายงานผล/Word/ปรสิตวิทยา/รายงานผล Parasite_iden.docx
+++ b/ฟอร์มรายงานผล/Word/ปรสิตวิทยา/รายงานผล Parasite_iden.docx
@@ -1,6 +1,6 @@
 
 <file path=word/document.xml><?xml version="1.0" encoding="utf-8"?>
-<w:document xmlns:wpc="http://schemas.microsoft.com/office/word/2010/wordprocessingCanvas" xmlns:cx="http://schemas.microsoft.com/office/drawing/2014/chartex" xmlns:cx1="http://schemas.microsoft.com/office/drawing/2015/9/8/chartex" xmlns:cx2="http://schemas.microsoft.com/office/drawing/2015/10/21/chartex" xmlns:cx3="http://schemas.microsoft.com/office/drawing/2016/5/9/chartex" xmlns:cx4="http://schemas.microsoft.com/office/drawing/2016/5/10/chartex" xmlns:cx5="http://schemas.microsoft.com/office/drawing/2016/5/11/chartex" xmlns:cx6="http://schemas.microsoft.com/office/drawing/2016/5/12/chartex" xmlns:cx7="http://schemas.microsoft.com/office/drawing/2016/5/13/chartex" xmlns:cx8="http://schemas.microsoft.com/office/drawing/2016/5/14/chartex" xmlns:mc="http://schemas.openxmlformats.org/markup-compatibility/2006" xmlns:aink="http://schemas.microsoft.com/office/drawing/2016/ink" xmlns:am3d="http://schemas.microsoft.com/office/drawing/2017/model3d" xmlns:o="urn:schemas-microsoft-com:office:office" xmlns:r="http://schemas.openxmlformats.org/officeDocument/2006/relationships" xmlns:m="http://schemas.openxmlformats.org/officeDocument/2006/math" xmlns:v="urn:schemas-microsoft-com:vml" xmlns:wp14="http://schemas.microsoft.com/office/word/2010/wordprocessingDrawing" xmlns:wp="http://schemas.openxmlformats.org/drawingml/2006/wordprocessingDrawing" xmlns:w10="urn:schemas-microsoft-com:office:word" xmlns:w="http://schemas.openxmlformats.org/wordprocessingml/2006/main" xmlns:w14="http://schemas.microsoft.com/office/word/2010/wordml" xmlns:w15="http://schemas.microsoft.com/office/word/2012/wordml" xmlns:w16cid="http://schemas.microsoft.com/office/word/2016/wordml/cid" xmlns:w16se="http://schemas.microsoft.com/office/word/2015/wordml/symex" xmlns:wpg="http://schemas.microsoft.com/office/word/2010/wordprocessingGroup" xmlns:wpi="http://schemas.microsoft.com/office/word/2010/wordprocessingInk" xmlns:wne="http://schemas.microsoft.com/office/word/2006/wordml" xmlns:wps="http://schemas.microsoft.com/office/word/2010/wordprocessingShape" mc:Ignorable="w14 w15 w16se w16cid wp14">
+<w:document xmlns:wpc="http://schemas.microsoft.com/office/word/2010/wordprocessingCanvas" xmlns:cx="http://schemas.microsoft.com/office/drawing/2014/chartex" xmlns:cx1="http://schemas.microsoft.com/office/drawing/2015/9/8/chartex" xmlns:cx2="http://schemas.microsoft.com/office/drawing/2015/10/21/chartex" xmlns:cx3="http://schemas.microsoft.com/office/drawing/2016/5/9/chartex" xmlns:cx4="http://schemas.microsoft.com/office/drawing/2016/5/10/chartex" xmlns:cx5="http://schemas.microsoft.com/office/drawing/2016/5/11/chartex" xmlns:cx6="http://schemas.microsoft.com/office/drawing/2016/5/12/chartex" xmlns:cx7="http://schemas.microsoft.com/office/drawing/2016/5/13/chartex" xmlns:cx8="http://schemas.microsoft.com/office/drawing/2016/5/14/chartex" xmlns:mc="http://schemas.openxmlformats.org/markup-compatibility/2006" xmlns:aink="http://schemas.microsoft.com/office/drawing/2016/ink" xmlns:am3d="http://schemas.microsoft.com/office/drawing/2017/model3d" xmlns:o="urn:schemas-microsoft-com:office:office" xmlns:oel="http://schemas.microsoft.com/office/2019/extlst" xmlns:r="http://schemas.openxmlformats.org/officeDocument/2006/relationships" xmlns:m="http://schemas.openxmlformats.org/officeDocument/2006/math" xmlns:v="urn:schemas-microsoft-com:vml" xmlns:wp14="http://schemas.microsoft.com/office/word/2010/wordprocessingDrawing" xmlns:wp="http://schemas.openxmlformats.org/drawingml/2006/wordprocessingDrawing" xmlns:w10="urn:schemas-microsoft-com:office:word" xmlns:w="http://schemas.openxmlformats.org/wordprocessingml/2006/main" xmlns:w14="http://schemas.microsoft.com/office/word/2010/wordml" xmlns:w15="http://schemas.microsoft.com/office/word/2012/wordml" xmlns:w16cex="http://schemas.microsoft.com/office/word/2018/wordml/cex" xmlns:w16cid="http://schemas.microsoft.com/office/word/2016/wordml/cid" xmlns:w16="http://schemas.microsoft.com/office/word/2018/wordml" xmlns:w16du="http://schemas.microsoft.com/office/word/2023/wordml/word16du" xmlns:w16sdtdh="http://schemas.microsoft.com/office/word/2020/wordml/sdtdatahash" xmlns:w16sdtfl="http://schemas.microsoft.com/office/word/2024/wordml/sdtformatlock" xmlns:w16se="http://schemas.microsoft.com/office/word/2015/wordml/symex" xmlns:wpg="http://schemas.microsoft.com/office/word/2010/wordprocessingGroup" xmlns:wpi="http://schemas.microsoft.com/office/word/2010/wordprocessingInk" xmlns:wne="http://schemas.microsoft.com/office/word/2006/wordml" xmlns:wps="http://schemas.microsoft.com/office/word/2010/wordprocessingShape" mc:Ignorable="w14 w15 w16se w16cid w16 w16cex w16sdtdh w16sdtfl w16du wp14">
   <w:body>
     <w:p>
       <w:pPr>
@@ -58,39 +58,37 @@
                 <w:szCs w:val="32"/>
                 <w:cs/>
               </w:rPr>
-              <w:t xml:space="preserve">เลขที่รายงาน </w:t>
-            </w:r>
-            <w:r>
-              <w:rPr>
-                <w:rFonts w:ascii="TH SarabunPSK" w:hAnsi="TH SarabunPSK" w:cs="TH SarabunPSK"/>
-                <w:sz w:val="32"/>
-                <w:szCs w:val="32"/>
+              <w:t>เลขที่รายงาน</w:t>
+            </w:r>
+            <w:r>
+              <w:rPr>
+                <w:rFonts w:ascii="TH SarabunPSK" w:hAnsi="TH SarabunPSK" w:cs="TH SarabunPSK"/>
+                <w:b/>
+                <w:bCs/>
+                <w:sz w:val="32"/>
+                <w:szCs w:val="32"/>
+              </w:rPr>
+              <w:t>:</w:t>
+            </w:r>
+            <w:r>
+              <w:rPr>
+                <w:rFonts w:ascii="TH SarabunPSK" w:hAnsi="TH SarabunPSK" w:cs="TH SarabunPSK"/>
+                <w:b/>
+                <w:bCs/>
+                <w:sz w:val="32"/>
+                <w:szCs w:val="32"/>
+                <w:cs/>
               </w:rPr>
               <w:t xml:space="preserve"> </w:t>
             </w:r>
-            <w:sdt>
-              <w:sdtPr>
-                <w:rPr>
-                  <w:rFonts w:ascii="TH SarabunPSK" w:hAnsi="TH SarabunPSK" w:cs="TH SarabunPSK"/>
-                  <w:sz w:val="32"/>
-                  <w:szCs w:val="32"/>
-                </w:rPr>
-                <w:id w:val="606391069"/>
-                <w:placeholder>
-                  <w:docPart w:val="6DB883B3B2D14559AC296696BCD21B5E"/>
-                </w:placeholder>
-                <w:showingPlcHdr/>
-              </w:sdtPr>
-              <w:sdtEndPr/>
-              <w:sdtContent>
-                <w:r>
-                  <w:rPr>
-                    <w:rStyle w:val="PlaceholderText"/>
-                  </w:rPr>
-                  <w:t>Click or tap here to enter text.</w:t>
-                </w:r>
-              </w:sdtContent>
-            </w:sdt>
+            <w:r>
+              <w:rPr>
+                <w:rFonts w:ascii="TH SarabunPSK" w:hAnsi="TH SarabunPSK" w:cs="TH SarabunPSK"/>
+                <w:sz w:val="32"/>
+                <w:szCs w:val="32"/>
+              </w:rPr>
+              <w:t xml:space="preserve"> </w:t>
+            </w:r>
           </w:p>
         </w:tc>
         <w:tc>
@@ -102,7 +100,7 @@
           <w:p>
             <w:pPr>
               <w:rPr>
-                <w:rFonts w:ascii="TH SarabunPSK" w:hAnsi="TH SarabunPSK" w:cs="TH SarabunPSK" w:hint="cs"/>
+                <w:rFonts w:ascii="TH SarabunPSK" w:hAnsi="TH SarabunPSK" w:cs="TH SarabunPSK"/>
                 <w:b/>
                 <w:bCs/>
                 <w:sz w:val="32"/>
@@ -119,7 +117,47 @@
                 <w:szCs w:val="32"/>
                 <w:cs/>
               </w:rPr>
-              <w:t xml:space="preserve">เลขที่ตัวอย่าง    </w:t>
+              <w:t>เลขที่ตัวอย่าง</w:t>
+            </w:r>
+            <w:r>
+              <w:rPr>
+                <w:rFonts w:ascii="TH SarabunPSK" w:hAnsi="TH SarabunPSK" w:cs="TH SarabunPSK"/>
+                <w:b/>
+                <w:bCs/>
+                <w:sz w:val="32"/>
+                <w:szCs w:val="32"/>
+              </w:rPr>
+              <w:t>:</w:t>
+            </w:r>
+            <w:r>
+              <w:rPr>
+                <w:rFonts w:ascii="TH SarabunPSK" w:hAnsi="TH SarabunPSK" w:cs="TH SarabunPSK"/>
+                <w:b/>
+                <w:bCs/>
+                <w:sz w:val="32"/>
+                <w:szCs w:val="32"/>
+                <w:cs/>
+              </w:rPr>
+              <w:t xml:space="preserve"> </w:t>
+            </w:r>
+            <w:r>
+              <w:rPr>
+                <w:rFonts w:ascii="TH SarabunPSK" w:hAnsi="TH SarabunPSK" w:cs="TH SarabunPSK"/>
+                <w:sz w:val="32"/>
+                <w:szCs w:val="32"/>
+              </w:rPr>
+              <w:t xml:space="preserve"> </w:t>
+            </w:r>
+            <w:r>
+              <w:rPr>
+                <w:rFonts w:ascii="TH SarabunPSK" w:hAnsi="TH SarabunPSK" w:cs="TH SarabunPSK"/>
+                <w:b/>
+                <w:bCs/>
+                <w:sz w:val="32"/>
+                <w:szCs w:val="32"/>
+                <w:cs/>
+              </w:rPr>
+              <w:t xml:space="preserve">    </w:t>
             </w:r>
           </w:p>
         </w:tc>
@@ -130,7 +168,6 @@
           </w:tcPr>
           <w:p>
             <w:pPr>
-              <w:jc w:val="right"/>
               <w:rPr>
                 <w:rFonts w:ascii="TH SarabunPSK" w:hAnsi="TH SarabunPSK" w:cs="TH SarabunPSK"/>
                 <w:b/>
@@ -149,7 +186,29 @@
                 <w:szCs w:val="32"/>
                 <w:cs/>
               </w:rPr>
-              <w:t>หน้าที่  ของ</w:t>
+              <w:t xml:space="preserve">หน้าที่ </w:t>
+            </w:r>
+            <w:r>
+              <w:rPr>
+                <w:rFonts w:ascii="TH SarabunPSK" w:hAnsi="TH SarabunPSK" w:cs="TH SarabunPSK" w:hint="cs"/>
+                <w:b/>
+                <w:bCs/>
+                <w:sz w:val="32"/>
+                <w:szCs w:val="32"/>
+                <w:cs/>
+              </w:rPr>
+              <w:t>1</w:t>
+            </w:r>
+            <w:r>
+              <w:rPr>
+                <w:rFonts w:ascii="TH SarabunPSK" w:hAnsi="TH SarabunPSK" w:cs="TH SarabunPSK"/>
+                <w:b/>
+                <w:bCs/>
+                <w:sz w:val="32"/>
+                <w:szCs w:val="32"/>
+                <w:cs/>
+              </w:rPr>
+              <w:t xml:space="preserve"> ของ</w:t>
             </w:r>
             <w:r>
               <w:rPr>
@@ -160,32 +219,6 @@
               </w:rPr>
               <w:t xml:space="preserve"> </w:t>
             </w:r>
-            <w:sdt>
-              <w:sdtPr>
-                <w:rPr>
-                  <w:rFonts w:ascii="TH SarabunPSK" w:hAnsi="TH SarabunPSK" w:cs="TH SarabunPSK"/>
-                  <w:b/>
-                  <w:bCs/>
-                  <w:sz w:val="32"/>
-                  <w:szCs w:val="32"/>
-                  <w:cs/>
-                </w:rPr>
-                <w:id w:val="-1823352373"/>
-                <w:placeholder>
-                  <w:docPart w:val="96E6D103C72D447EA64A2C76A8F3DBA7"/>
-                </w:placeholder>
-                <w:showingPlcHdr/>
-              </w:sdtPr>
-              <w:sdtEndPr/>
-              <w:sdtContent>
-                <w:r>
-                  <w:rPr>
-                    <w:rStyle w:val="PlaceholderText"/>
-                  </w:rPr>
-                  <w:t>Click or tap here to enter text.</w:t>
-                </w:r>
-              </w:sdtContent>
-            </w:sdt>
             <w:r>
               <w:rPr>
                 <w:rFonts w:ascii="TH SarabunPSK" w:hAnsi="TH SarabunPSK" w:cs="TH SarabunPSK"/>
@@ -234,51 +267,51 @@
             <w:r>
               <w:rPr>
                 <w:rFonts w:ascii="TH SarabunPSK" w:hAnsi="TH SarabunPSK" w:cs="TH SarabunPSK"/>
-                <w:sz w:val="32"/>
-                <w:szCs w:val="32"/>
-                <w:cs/>
-              </w:rPr>
-              <w:t xml:space="preserve">   </w:t>
-            </w:r>
-            <w:r>
-              <w:rPr>
-                <w:rFonts w:ascii="TH SarabunPSK" w:hAnsi="TH SarabunPSK" w:cs="TH SarabunPSK"/>
                 <w:b/>
                 <w:bCs/>
                 <w:sz w:val="32"/>
                 <w:szCs w:val="32"/>
               </w:rPr>
+              <w:t>:</w:t>
+            </w:r>
+            <w:r>
+              <w:rPr>
+                <w:rFonts w:ascii="TH SarabunPSK" w:hAnsi="TH SarabunPSK" w:cs="TH SarabunPSK"/>
+                <w:b/>
+                <w:bCs/>
+                <w:sz w:val="32"/>
+                <w:szCs w:val="32"/>
+                <w:cs/>
+              </w:rPr>
               <w:t xml:space="preserve"> </w:t>
             </w:r>
-            <w:sdt>
-              <w:sdtPr>
-                <w:rPr>
-                  <w:rFonts w:ascii="TH SarabunPSK" w:hAnsi="TH SarabunPSK" w:cs="TH SarabunPSK"/>
-                  <w:sz w:val="32"/>
-                  <w:szCs w:val="32"/>
-                </w:rPr>
-                <w:id w:val="-1224216207"/>
-                <w:placeholder>
-                  <w:docPart w:val="F573A060CAE9487287866DE280A10DA8"/>
-                </w:placeholder>
-                <w:showingPlcHdr/>
-                <w:date w:fullDate="2025-11-11T00:00:00Z">
-                  <w:dateFormat w:val="dd/MM/bbbb"/>
-                  <w:lid w:val="th-TH"/>
-                  <w:storeMappedDataAs w:val="dateTime"/>
-                  <w:calendar w:val="thai"/>
-                </w:date>
-              </w:sdtPr>
-              <w:sdtEndPr/>
-              <w:sdtContent>
-                <w:r>
-                  <w:rPr>
-                    <w:rStyle w:val="PlaceholderText"/>
-                  </w:rPr>
-                  <w:t>Click or tap to enter a date.</w:t>
-                </w:r>
-              </w:sdtContent>
-            </w:sdt>
+            <w:r>
+              <w:rPr>
+                <w:rFonts w:ascii="TH SarabunPSK" w:hAnsi="TH SarabunPSK" w:cs="TH SarabunPSK"/>
+                <w:sz w:val="32"/>
+                <w:szCs w:val="32"/>
+              </w:rPr>
+              <w:t xml:space="preserve"> </w:t>
+            </w:r>
+            <w:r>
+              <w:rPr>
+                <w:rFonts w:ascii="TH SarabunPSK" w:hAnsi="TH SarabunPSK" w:cs="TH SarabunPSK"/>
+                <w:sz w:val="32"/>
+                <w:szCs w:val="32"/>
+                <w:cs/>
+              </w:rPr>
+              <w:t xml:space="preserve">   </w:t>
+            </w:r>
+            <w:r>
+              <w:rPr>
+                <w:rFonts w:ascii="TH SarabunPSK" w:hAnsi="TH SarabunPSK" w:cs="TH SarabunPSK"/>
+                <w:b/>
+                <w:bCs/>
+                <w:sz w:val="32"/>
+                <w:szCs w:val="32"/>
+              </w:rPr>
+              <w:t xml:space="preserve"> </w:t>
+            </w:r>
           </w:p>
         </w:tc>
         <w:tc>
@@ -313,6 +346,35 @@
             <w:r>
               <w:rPr>
                 <w:rFonts w:ascii="TH SarabunPSK" w:hAnsi="TH SarabunPSK" w:cs="TH SarabunPSK"/>
+                <w:b/>
+                <w:bCs/>
+                <w:sz w:val="32"/>
+                <w:szCs w:val="32"/>
+              </w:rPr>
+              <w:t>:</w:t>
+            </w:r>
+            <w:r>
+              <w:rPr>
+                <w:rFonts w:ascii="TH SarabunPSK" w:hAnsi="TH SarabunPSK" w:cs="TH SarabunPSK"/>
+                <w:b/>
+                <w:bCs/>
+                <w:sz w:val="32"/>
+                <w:szCs w:val="32"/>
+                <w:cs/>
+              </w:rPr>
+              <w:t xml:space="preserve"> </w:t>
+            </w:r>
+            <w:r>
+              <w:rPr>
+                <w:rFonts w:ascii="TH SarabunPSK" w:hAnsi="TH SarabunPSK" w:cs="TH SarabunPSK"/>
+                <w:sz w:val="32"/>
+                <w:szCs w:val="32"/>
+              </w:rPr>
+              <w:t xml:space="preserve"> </w:t>
+            </w:r>
+            <w:r>
+              <w:rPr>
+                <w:rFonts w:ascii="TH SarabunPSK" w:hAnsi="TH SarabunPSK" w:cs="TH SarabunPSK"/>
                 <w:sz w:val="32"/>
                 <w:szCs w:val="32"/>
                 <w:cs/>
@@ -327,35 +389,6 @@
               </w:rPr>
               <w:t xml:space="preserve">  </w:t>
             </w:r>
-            <w:sdt>
-              <w:sdtPr>
-                <w:rPr>
-                  <w:rFonts w:ascii="TH SarabunPSK" w:hAnsi="TH SarabunPSK" w:cs="TH SarabunPSK"/>
-                  <w:sz w:val="32"/>
-                  <w:szCs w:val="32"/>
-                </w:rPr>
-                <w:id w:val="-152370566"/>
-                <w:placeholder>
-                  <w:docPart w:val="88B1889E076F49CF896970C89F0B27DA"/>
-                </w:placeholder>
-                <w:showingPlcHdr/>
-                <w:date w:fullDate="2025-11-12T00:00:00Z">
-                  <w:dateFormat w:val="dd/MM/bbbb"/>
-                  <w:lid w:val="th-TH"/>
-                  <w:storeMappedDataAs w:val="dateTime"/>
-                  <w:calendar w:val="thai"/>
-                </w:date>
-              </w:sdtPr>
-              <w:sdtEndPr/>
-              <w:sdtContent>
-                <w:r>
-                  <w:rPr>
-                    <w:rStyle w:val="PlaceholderText"/>
-                  </w:rPr>
-                  <w:t>Click or tap to enter a date.</w:t>
-                </w:r>
-              </w:sdtContent>
-            </w:sdt>
           </w:p>
         </w:tc>
         <w:tc>
@@ -389,6 +422,35 @@
             <w:r>
               <w:rPr>
                 <w:rFonts w:ascii="TH SarabunPSK" w:hAnsi="TH SarabunPSK" w:cs="TH SarabunPSK"/>
+                <w:b/>
+                <w:bCs/>
+                <w:sz w:val="32"/>
+                <w:szCs w:val="32"/>
+              </w:rPr>
+              <w:t>:</w:t>
+            </w:r>
+            <w:r>
+              <w:rPr>
+                <w:rFonts w:ascii="TH SarabunPSK" w:hAnsi="TH SarabunPSK" w:cs="TH SarabunPSK"/>
+                <w:b/>
+                <w:bCs/>
+                <w:sz w:val="32"/>
+                <w:szCs w:val="32"/>
+                <w:cs/>
+              </w:rPr>
+              <w:t xml:space="preserve"> </w:t>
+            </w:r>
+            <w:r>
+              <w:rPr>
+                <w:rFonts w:ascii="TH SarabunPSK" w:hAnsi="TH SarabunPSK" w:cs="TH SarabunPSK"/>
+                <w:sz w:val="32"/>
+                <w:szCs w:val="32"/>
+              </w:rPr>
+              <w:t xml:space="preserve"> </w:t>
+            </w:r>
+            <w:r>
+              <w:rPr>
+                <w:rFonts w:ascii="TH SarabunPSK" w:hAnsi="TH SarabunPSK" w:cs="TH SarabunPSK"/>
                 <w:sz w:val="32"/>
                 <w:szCs w:val="32"/>
                 <w:cs/>
@@ -403,35 +465,6 @@
               </w:rPr>
               <w:t xml:space="preserve">  </w:t>
             </w:r>
-            <w:sdt>
-              <w:sdtPr>
-                <w:rPr>
-                  <w:rFonts w:ascii="TH SarabunPSK" w:hAnsi="TH SarabunPSK" w:cs="TH SarabunPSK"/>
-                  <w:sz w:val="32"/>
-                  <w:szCs w:val="32"/>
-                </w:rPr>
-                <w:id w:val="1320307542"/>
-                <w:placeholder>
-                  <w:docPart w:val="6200D13AB40948C588B7DB6445144A1E"/>
-                </w:placeholder>
-                <w:showingPlcHdr/>
-                <w:date w:fullDate="2025-11-14T00:00:00Z">
-                  <w:dateFormat w:val="dd/MM/bbbb"/>
-                  <w:lid w:val="th-TH"/>
-                  <w:storeMappedDataAs w:val="dateTime"/>
-                  <w:calendar w:val="thai"/>
-                </w:date>
-              </w:sdtPr>
-              <w:sdtEndPr/>
-              <w:sdtContent>
-                <w:r>
-                  <w:rPr>
-                    <w:rStyle w:val="PlaceholderText"/>
-                  </w:rPr>
-                  <w:t>Click or tap to enter a date.</w:t>
-                </w:r>
-              </w:sdtContent>
-            </w:sdt>
           </w:p>
         </w:tc>
       </w:tr>
@@ -672,7 +705,7 @@
                     <w:spacing w:before="60"/>
                     <w:jc w:val="center"/>
                     <w:rPr>
-                      <w:rFonts w:ascii="TH SarabunPSK" w:hAnsi="TH SarabunPSK" w:cs="TH SarabunPSK" w:hint="cs"/>
+                      <w:rFonts w:ascii="TH SarabunPSK" w:hAnsi="TH SarabunPSK" w:cs="TH SarabunPSK"/>
                       <w:sz w:val="28"/>
                       <w:cs/>
                     </w:rPr>
@@ -965,7 +998,6 @@
                   <w:docPart w:val="CCA4AF249E39494BBA24B3CE26A1BFDC"/>
                 </w:placeholder>
               </w:sdtPr>
-              <w:sdtEndPr/>
               <w:sdtContent>
                 <w:r>
                   <w:rPr>
@@ -1175,10 +1207,7 @@
         </w:rPr>
       </w:pPr>
     </w:p>
-    <w:p>
-      <w:bookmarkStart w:id="0" w:name="_GoBack"/>
-      <w:bookmarkEnd w:id="0"/>
-    </w:p>
+    <w:p/>
     <w:sectPr>
       <w:headerReference w:type="even" r:id="rId8"/>
       <w:headerReference w:type="default" r:id="rId9"/>
@@ -1194,7 +1223,7 @@
 </file>
 
 <file path=word/endnotes.xml><?xml version="1.0" encoding="utf-8"?>
-<w:endnotes xmlns:wpc="http://schemas.microsoft.com/office/word/2010/wordprocessingCanvas" xmlns:cx="http://schemas.microsoft.com/office/drawing/2014/chartex" xmlns:cx1="http://schemas.microsoft.com/office/drawing/2015/9/8/chartex" xmlns:cx2="http://schemas.microsoft.com/office/drawing/2015/10/21/chartex" xmlns:cx3="http://schemas.microsoft.com/office/drawing/2016/5/9/chartex" xmlns:cx4="http://schemas.microsoft.com/office/drawing/2016/5/10/chartex" xmlns:cx5="http://schemas.microsoft.com/office/drawing/2016/5/11/chartex" xmlns:cx6="http://schemas.microsoft.com/office/drawing/2016/5/12/chartex" xmlns:cx7="http://schemas.microsoft.com/office/drawing/2016/5/13/chartex" xmlns:cx8="http://schemas.microsoft.com/office/drawing/2016/5/14/chartex" xmlns:mc="http://schemas.openxmlformats.org/markup-compatibility/2006" xmlns:aink="http://schemas.microsoft.com/office/drawing/2016/ink" xmlns:am3d="http://schemas.microsoft.com/office/drawing/2017/model3d" xmlns:o="urn:schemas-microsoft-com:office:office" xmlns:r="http://schemas.openxmlformats.org/officeDocument/2006/relationships" xmlns:m="http://schemas.openxmlformats.org/officeDocument/2006/math" xmlns:v="urn:schemas-microsoft-com:vml" xmlns:wp14="http://schemas.microsoft.com/office/word/2010/wordprocessingDrawing" xmlns:wp="http://schemas.openxmlformats.org/drawingml/2006/wordprocessingDrawing" xmlns:w10="urn:schemas-microsoft-com:office:word" xmlns:w="http://schemas.openxmlformats.org/wordprocessingml/2006/main" xmlns:w14="http://schemas.microsoft.com/office/word/2010/wordml" xmlns:w15="http://schemas.microsoft.com/office/word/2012/wordml" xmlns:w16cid="http://schemas.microsoft.com/office/word/2016/wordml/cid" xmlns:w16se="http://schemas.microsoft.com/office/word/2015/wordml/symex" xmlns:wpg="http://schemas.microsoft.com/office/word/2010/wordprocessingGroup" xmlns:wpi="http://schemas.microsoft.com/office/word/2010/wordprocessingInk" xmlns:wne="http://schemas.microsoft.com/office/word/2006/wordml" xmlns:wps="http://schemas.microsoft.com/office/word/2010/wordprocessingShape" mc:Ignorable="w14 w15 w16se w16cid wp14">
+<w:endnotes xmlns:wpc="http://schemas.microsoft.com/office/word/2010/wordprocessingCanvas" xmlns:cx="http://schemas.microsoft.com/office/drawing/2014/chartex" xmlns:cx1="http://schemas.microsoft.com/office/drawing/2015/9/8/chartex" xmlns:cx2="http://schemas.microsoft.com/office/drawing/2015/10/21/chartex" xmlns:cx3="http://schemas.microsoft.com/office/drawing/2016/5/9/chartex" xmlns:cx4="http://schemas.microsoft.com/office/drawing/2016/5/10/chartex" xmlns:cx5="http://schemas.microsoft.com/office/drawing/2016/5/11/chartex" xmlns:cx6="http://schemas.microsoft.com/office/drawing/2016/5/12/chartex" xmlns:cx7="http://schemas.microsoft.com/office/drawing/2016/5/13/chartex" xmlns:cx8="http://schemas.microsoft.com/office/drawing/2016/5/14/chartex" xmlns:mc="http://schemas.openxmlformats.org/markup-compatibility/2006" xmlns:aink="http://schemas.microsoft.com/office/drawing/2016/ink" xmlns:am3d="http://schemas.microsoft.com/office/drawing/2017/model3d" xmlns:o="urn:schemas-microsoft-com:office:office" xmlns:oel="http://schemas.microsoft.com/office/2019/extlst" xmlns:r="http://schemas.openxmlformats.org/officeDocument/2006/relationships" xmlns:m="http://schemas.openxmlformats.org/officeDocument/2006/math" xmlns:v="urn:schemas-microsoft-com:vml" xmlns:wp14="http://schemas.microsoft.com/office/word/2010/wordprocessingDrawing" xmlns:wp="http://schemas.openxmlformats.org/drawingml/2006/wordprocessingDrawing" xmlns:w10="urn:schemas-microsoft-com:office:word" xmlns:w="http://schemas.openxmlformats.org/wordprocessingml/2006/main" xmlns:w14="http://schemas.microsoft.com/office/word/2010/wordml" xmlns:w15="http://schemas.microsoft.com/office/word/2012/wordml" xmlns:w16cex="http://schemas.microsoft.com/office/word/2018/wordml/cex" xmlns:w16cid="http://schemas.microsoft.com/office/word/2016/wordml/cid" xmlns:w16="http://schemas.microsoft.com/office/word/2018/wordml" xmlns:w16du="http://schemas.microsoft.com/office/word/2023/wordml/word16du" xmlns:w16sdtdh="http://schemas.microsoft.com/office/word/2020/wordml/sdtdatahash" xmlns:w16sdtfl="http://schemas.microsoft.com/office/word/2024/wordml/sdtformatlock" xmlns:w16se="http://schemas.microsoft.com/office/word/2015/wordml/symex" xmlns:wpg="http://schemas.microsoft.com/office/word/2010/wordprocessingGroup" xmlns:wpi="http://schemas.microsoft.com/office/word/2010/wordprocessingInk" xmlns:wne="http://schemas.microsoft.com/office/word/2006/wordml" xmlns:wps="http://schemas.microsoft.com/office/word/2010/wordprocessingShape" mc:Ignorable="w14 w15 w16se w16cid w16 w16cex w16sdtdh w16sdtfl w16du wp14">
   <w:endnote w:type="separator" w:id="-1">
     <w:p>
       <w:r>
@@ -1213,7 +1242,7 @@
 </file>
 
 <file path=word/footer1.xml><?xml version="1.0" encoding="utf-8"?>
-<w:ftr xmlns:wpc="http://schemas.microsoft.com/office/word/2010/wordprocessingCanvas" xmlns:cx="http://schemas.microsoft.com/office/drawing/2014/chartex" xmlns:cx1="http://schemas.microsoft.com/office/drawing/2015/9/8/chartex" xmlns:cx2="http://schemas.microsoft.com/office/drawing/2015/10/21/chartex" xmlns:cx3="http://schemas.microsoft.com/office/drawing/2016/5/9/chartex" xmlns:cx4="http://schemas.microsoft.com/office/drawing/2016/5/10/chartex" xmlns:cx5="http://schemas.microsoft.com/office/drawing/2016/5/11/chartex" xmlns:cx6="http://schemas.microsoft.com/office/drawing/2016/5/12/chartex" xmlns:cx7="http://schemas.microsoft.com/office/drawing/2016/5/13/chartex" xmlns:cx8="http://schemas.microsoft.com/office/drawing/2016/5/14/chartex" xmlns:mc="http://schemas.openxmlformats.org/markup-compatibility/2006" xmlns:aink="http://schemas.microsoft.com/office/drawing/2016/ink" xmlns:am3d="http://schemas.microsoft.com/office/drawing/2017/model3d" xmlns:o="urn:schemas-microsoft-com:office:office" xmlns:r="http://schemas.openxmlformats.org/officeDocument/2006/relationships" xmlns:m="http://schemas.openxmlformats.org/officeDocument/2006/math" xmlns:v="urn:schemas-microsoft-com:vml" xmlns:wp14="http://schemas.microsoft.com/office/word/2010/wordprocessingDrawing" xmlns:wp="http://schemas.openxmlformats.org/drawingml/2006/wordprocessingDrawing" xmlns:w10="urn:schemas-microsoft-com:office:word" xmlns:w="http://schemas.openxmlformats.org/wordprocessingml/2006/main" xmlns:w14="http://schemas.microsoft.com/office/word/2010/wordml" xmlns:w15="http://schemas.microsoft.com/office/word/2012/wordml" xmlns:w16cid="http://schemas.microsoft.com/office/word/2016/wordml/cid" xmlns:w16se="http://schemas.microsoft.com/office/word/2015/wordml/symex" xmlns:wpg="http://schemas.microsoft.com/office/word/2010/wordprocessingGroup" xmlns:wpi="http://schemas.microsoft.com/office/word/2010/wordprocessingInk" xmlns:wne="http://schemas.microsoft.com/office/word/2006/wordml" xmlns:wps="http://schemas.microsoft.com/office/word/2010/wordprocessingShape" mc:Ignorable="w14 w15 w16se w16cid wp14">
+<w:ftr xmlns:wpc="http://schemas.microsoft.com/office/word/2010/wordprocessingCanvas" xmlns:cx="http://schemas.microsoft.com/office/drawing/2014/chartex" xmlns:cx1="http://schemas.microsoft.com/office/drawing/2015/9/8/chartex" xmlns:cx2="http://schemas.microsoft.com/office/drawing/2015/10/21/chartex" xmlns:cx3="http://schemas.microsoft.com/office/drawing/2016/5/9/chartex" xmlns:cx4="http://schemas.microsoft.com/office/drawing/2016/5/10/chartex" xmlns:cx5="http://schemas.microsoft.com/office/drawing/2016/5/11/chartex" xmlns:cx6="http://schemas.microsoft.com/office/drawing/2016/5/12/chartex" xmlns:cx7="http://schemas.microsoft.com/office/drawing/2016/5/13/chartex" xmlns:cx8="http://schemas.microsoft.com/office/drawing/2016/5/14/chartex" xmlns:mc="http://schemas.openxmlformats.org/markup-compatibility/2006" xmlns:aink="http://schemas.microsoft.com/office/drawing/2016/ink" xmlns:am3d="http://schemas.microsoft.com/office/drawing/2017/model3d" xmlns:o="urn:schemas-microsoft-com:office:office" xmlns:oel="http://schemas.microsoft.com/office/2019/extlst" xmlns:r="http://schemas.openxmlformats.org/officeDocument/2006/relationships" xmlns:m="http://schemas.openxmlformats.org/officeDocument/2006/math" xmlns:v="urn:schemas-microsoft-com:vml" xmlns:wp14="http://schemas.microsoft.com/office/word/2010/wordprocessingDrawing" xmlns:wp="http://schemas.openxmlformats.org/drawingml/2006/wordprocessingDrawing" xmlns:w10="urn:schemas-microsoft-com:office:word" xmlns:w="http://schemas.openxmlformats.org/wordprocessingml/2006/main" xmlns:w14="http://schemas.microsoft.com/office/word/2010/wordml" xmlns:w15="http://schemas.microsoft.com/office/word/2012/wordml" xmlns:w16cex="http://schemas.microsoft.com/office/word/2018/wordml/cex" xmlns:w16cid="http://schemas.microsoft.com/office/word/2016/wordml/cid" xmlns:w16="http://schemas.microsoft.com/office/word/2018/wordml" xmlns:w16du="http://schemas.microsoft.com/office/word/2023/wordml/word16du" xmlns:w16sdtdh="http://schemas.microsoft.com/office/word/2020/wordml/sdtdatahash" xmlns:w16sdtfl="http://schemas.microsoft.com/office/word/2024/wordml/sdtformatlock" xmlns:w16se="http://schemas.microsoft.com/office/word/2015/wordml/symex" xmlns:wpg="http://schemas.microsoft.com/office/word/2010/wordprocessingGroup" xmlns:wpi="http://schemas.microsoft.com/office/word/2010/wordprocessingInk" xmlns:wne="http://schemas.microsoft.com/office/word/2006/wordml" xmlns:wps="http://schemas.microsoft.com/office/word/2010/wordprocessingShape" mc:Ignorable="w14 w15 w16se w16cid w16 w16cex w16sdtdh w16sdtfl w16du wp14">
   <w:p>
     <w:pPr>
       <w:keepNext/>
@@ -1347,7 +1376,7 @@
 </file>
 
 <file path=word/footnotes.xml><?xml version="1.0" encoding="utf-8"?>
-<w:footnotes xmlns:wpc="http://schemas.microsoft.com/office/word/2010/wordprocessingCanvas" xmlns:cx="http://schemas.microsoft.com/office/drawing/2014/chartex" xmlns:cx1="http://schemas.microsoft.com/office/drawing/2015/9/8/chartex" xmlns:cx2="http://schemas.microsoft.com/office/drawing/2015/10/21/chartex" xmlns:cx3="http://schemas.microsoft.com/office/drawing/2016/5/9/chartex" xmlns:cx4="http://schemas.microsoft.com/office/drawing/2016/5/10/chartex" xmlns:cx5="http://schemas.microsoft.com/office/drawing/2016/5/11/chartex" xmlns:cx6="http://schemas.microsoft.com/office/drawing/2016/5/12/chartex" xmlns:cx7="http://schemas.microsoft.com/office/drawing/2016/5/13/chartex" xmlns:cx8="http://schemas.microsoft.com/office/drawing/2016/5/14/chartex" xmlns:mc="http://schemas.openxmlformats.org/markup-compatibility/2006" xmlns:aink="http://schemas.microsoft.com/office/drawing/2016/ink" xmlns:am3d="http://schemas.microsoft.com/office/drawing/2017/model3d" xmlns:o="urn:schemas-microsoft-com:office:office" xmlns:r="http://schemas.openxmlformats.org/officeDocument/2006/relationships" xmlns:m="http://schemas.openxmlformats.org/officeDocument/2006/math" xmlns:v="urn:schemas-microsoft-com:vml" xmlns:wp14="http://schemas.microsoft.com/office/word/2010/wordprocessingDrawing" xmlns:wp="http://schemas.openxmlformats.org/drawingml/2006/wordprocessingDrawing" xmlns:w10="urn:schemas-microsoft-com:office:word" xmlns:w="http://schemas.openxmlformats.org/wordprocessingml/2006/main" xmlns:w14="http://schemas.microsoft.com/office/word/2010/wordml" xmlns:w15="http://schemas.microsoft.com/office/word/2012/wordml" xmlns:w16cid="http://schemas.microsoft.com/office/word/2016/wordml/cid" xmlns:w16se="http://schemas.microsoft.com/office/word/2015/wordml/symex" xmlns:wpg="http://schemas.microsoft.com/office/word/2010/wordprocessingGroup" xmlns:wpi="http://schemas.microsoft.com/office/word/2010/wordprocessingInk" xmlns:wne="http://schemas.microsoft.com/office/word/2006/wordml" xmlns:wps="http://schemas.microsoft.com/office/word/2010/wordprocessingShape" mc:Ignorable="w14 w15 w16se w16cid wp14">
+<w:footnotes xmlns:wpc="http://schemas.microsoft.com/office/word/2010/wordprocessingCanvas" xmlns:cx="http://schemas.microsoft.com/office/drawing/2014/chartex" xmlns:cx1="http://schemas.microsoft.com/office/drawing/2015/9/8/chartex" xmlns:cx2="http://schemas.microsoft.com/office/drawing/2015/10/21/chartex" xmlns:cx3="http://schemas.microsoft.com/office/drawing/2016/5/9/chartex" xmlns:cx4="http://schemas.microsoft.com/office/drawing/2016/5/10/chartex" xmlns:cx5="http://schemas.microsoft.com/office/drawing/2016/5/11/chartex" xmlns:cx6="http://schemas.microsoft.com/office/drawing/2016/5/12/chartex" xmlns:cx7="http://schemas.microsoft.com/office/drawing/2016/5/13/chartex" xmlns:cx8="http://schemas.microsoft.com/office/drawing/2016/5/14/chartex" xmlns:mc="http://schemas.openxmlformats.org/markup-compatibility/2006" xmlns:aink="http://schemas.microsoft.com/office/drawing/2016/ink" xmlns:am3d="http://schemas.microsoft.com/office/drawing/2017/model3d" xmlns:o="urn:schemas-microsoft-com:office:office" xmlns:oel="http://schemas.microsoft.com/office/2019/extlst" xmlns:r="http://schemas.openxmlformats.org/officeDocument/2006/relationships" xmlns:m="http://schemas.openxmlformats.org/officeDocument/2006/math" xmlns:v="urn:schemas-microsoft-com:vml" xmlns:wp14="http://schemas.microsoft.com/office/word/2010/wordprocessingDrawing" xmlns:wp="http://schemas.openxmlformats.org/drawingml/2006/wordprocessingDrawing" xmlns:w10="urn:schemas-microsoft-com:office:word" xmlns:w="http://schemas.openxmlformats.org/wordprocessingml/2006/main" xmlns:w14="http://schemas.microsoft.com/office/word/2010/wordml" xmlns:w15="http://schemas.microsoft.com/office/word/2012/wordml" xmlns:w16cex="http://schemas.microsoft.com/office/word/2018/wordml/cex" xmlns:w16cid="http://schemas.microsoft.com/office/word/2016/wordml/cid" xmlns:w16="http://schemas.microsoft.com/office/word/2018/wordml" xmlns:w16du="http://schemas.microsoft.com/office/word/2023/wordml/word16du" xmlns:w16sdtdh="http://schemas.microsoft.com/office/word/2020/wordml/sdtdatahash" xmlns:w16sdtfl="http://schemas.microsoft.com/office/word/2024/wordml/sdtformatlock" xmlns:w16se="http://schemas.microsoft.com/office/word/2015/wordml/symex" xmlns:wpg="http://schemas.microsoft.com/office/word/2010/wordprocessingGroup" xmlns:wpi="http://schemas.microsoft.com/office/word/2010/wordprocessingInk" xmlns:wne="http://schemas.microsoft.com/office/word/2006/wordml" xmlns:wps="http://schemas.microsoft.com/office/word/2010/wordprocessingShape" mc:Ignorable="w14 w15 w16se w16cid w16 w16cex w16sdtdh w16sdtfl w16du wp14">
   <w:footnote w:type="separator" w:id="-1">
     <w:p>
       <w:r>
@@ -1366,7 +1395,7 @@
 </file>
 
 <file path=word/header1.xml><?xml version="1.0" encoding="utf-8"?>
-<w:hdr xmlns:wpc="http://schemas.microsoft.com/office/word/2010/wordprocessingCanvas" xmlns:cx="http://schemas.microsoft.com/office/drawing/2014/chartex" xmlns:cx1="http://schemas.microsoft.com/office/drawing/2015/9/8/chartex" xmlns:cx2="http://schemas.microsoft.com/office/drawing/2015/10/21/chartex" xmlns:cx3="http://schemas.microsoft.com/office/drawing/2016/5/9/chartex" xmlns:cx4="http://schemas.microsoft.com/office/drawing/2016/5/10/chartex" xmlns:cx5="http://schemas.microsoft.com/office/drawing/2016/5/11/chartex" xmlns:cx6="http://schemas.microsoft.com/office/drawing/2016/5/12/chartex" xmlns:cx7="http://schemas.microsoft.com/office/drawing/2016/5/13/chartex" xmlns:cx8="http://schemas.microsoft.com/office/drawing/2016/5/14/chartex" xmlns:mc="http://schemas.openxmlformats.org/markup-compatibility/2006" xmlns:aink="http://schemas.microsoft.com/office/drawing/2016/ink" xmlns:am3d="http://schemas.microsoft.com/office/drawing/2017/model3d" xmlns:o="urn:schemas-microsoft-com:office:office" xmlns:r="http://schemas.openxmlformats.org/officeDocument/2006/relationships" xmlns:m="http://schemas.openxmlformats.org/officeDocument/2006/math" xmlns:v="urn:schemas-microsoft-com:vml" xmlns:wp14="http://schemas.microsoft.com/office/word/2010/wordprocessingDrawing" xmlns:wp="http://schemas.openxmlformats.org/drawingml/2006/wordprocessingDrawing" xmlns:w10="urn:schemas-microsoft-com:office:word" xmlns:w="http://schemas.openxmlformats.org/wordprocessingml/2006/main" xmlns:w14="http://schemas.microsoft.com/office/word/2010/wordml" xmlns:w15="http://schemas.microsoft.com/office/word/2012/wordml" xmlns:w16cid="http://schemas.microsoft.com/office/word/2016/wordml/cid" xmlns:w16se="http://schemas.microsoft.com/office/word/2015/wordml/symex" xmlns:wpg="http://schemas.microsoft.com/office/word/2010/wordprocessingGroup" xmlns:wpi="http://schemas.microsoft.com/office/word/2010/wordprocessingInk" xmlns:wne="http://schemas.microsoft.com/office/word/2006/wordml" xmlns:wps="http://schemas.microsoft.com/office/word/2010/wordprocessingShape" mc:Ignorable="w14 w15 w16se w16cid wp14">
+<w:hdr xmlns:wpc="http://schemas.microsoft.com/office/word/2010/wordprocessingCanvas" xmlns:cx="http://schemas.microsoft.com/office/drawing/2014/chartex" xmlns:cx1="http://schemas.microsoft.com/office/drawing/2015/9/8/chartex" xmlns:cx2="http://schemas.microsoft.com/office/drawing/2015/10/21/chartex" xmlns:cx3="http://schemas.microsoft.com/office/drawing/2016/5/9/chartex" xmlns:cx4="http://schemas.microsoft.com/office/drawing/2016/5/10/chartex" xmlns:cx5="http://schemas.microsoft.com/office/drawing/2016/5/11/chartex" xmlns:cx6="http://schemas.microsoft.com/office/drawing/2016/5/12/chartex" xmlns:cx7="http://schemas.microsoft.com/office/drawing/2016/5/13/chartex" xmlns:cx8="http://schemas.microsoft.com/office/drawing/2016/5/14/chartex" xmlns:mc="http://schemas.openxmlformats.org/markup-compatibility/2006" xmlns:aink="http://schemas.microsoft.com/office/drawing/2016/ink" xmlns:am3d="http://schemas.microsoft.com/office/drawing/2017/model3d" xmlns:o="urn:schemas-microsoft-com:office:office" xmlns:oel="http://schemas.microsoft.com/office/2019/extlst" xmlns:r="http://schemas.openxmlformats.org/officeDocument/2006/relationships" xmlns:m="http://schemas.openxmlformats.org/officeDocument/2006/math" xmlns:v="urn:schemas-microsoft-com:vml" xmlns:wp14="http://schemas.microsoft.com/office/word/2010/wordprocessingDrawing" xmlns:wp="http://schemas.openxmlformats.org/drawingml/2006/wordprocessingDrawing" xmlns:w10="urn:schemas-microsoft-com:office:word" xmlns:w="http://schemas.openxmlformats.org/wordprocessingml/2006/main" xmlns:w14="http://schemas.microsoft.com/office/word/2010/wordml" xmlns:w15="http://schemas.microsoft.com/office/word/2012/wordml" xmlns:w16cex="http://schemas.microsoft.com/office/word/2018/wordml/cex" xmlns:w16cid="http://schemas.microsoft.com/office/word/2016/wordml/cid" xmlns:w16="http://schemas.microsoft.com/office/word/2018/wordml" xmlns:w16du="http://schemas.microsoft.com/office/word/2023/wordml/word16du" xmlns:w16sdtdh="http://schemas.microsoft.com/office/word/2020/wordml/sdtdatahash" xmlns:w16sdtfl="http://schemas.microsoft.com/office/word/2024/wordml/sdtformatlock" xmlns:w16se="http://schemas.microsoft.com/office/word/2015/wordml/symex" xmlns:wpg="http://schemas.microsoft.com/office/word/2010/wordprocessingGroup" xmlns:wpi="http://schemas.microsoft.com/office/word/2010/wordprocessingInk" xmlns:wne="http://schemas.microsoft.com/office/word/2006/wordml" xmlns:wps="http://schemas.microsoft.com/office/word/2010/wordprocessingShape" mc:Ignorable="w14 w15 w16se w16cid w16 w16cex w16sdtdh w16sdtfl w16du wp14">
   <w:p>
     <w:pPr>
       <w:pStyle w:val="Header"/>
@@ -1395,7 +1424,7 @@
           <v:path o:extrusionok="f" gradientshapeok="t" o:connecttype="rect"/>
           <o:lock v:ext="edit" aspectratio="t"/>
         </v:shapetype>
-        <v:shape id="WordPictureWatermark31032579" o:spid="_x0000_s2050" type="#_x0000_t75" style="position:absolute;margin-left:0;margin-top:0;width:450.15pt;height:416.3pt;z-index:-251659776;mso-position-horizontal:center;mso-position-horizontal-relative:margin;mso-position-vertical:center;mso-position-vertical-relative:margin" o:allowincell="f">
+        <v:shape id="WordPictureWatermark31032579" o:spid="_x0000_s1026" type="#_x0000_t75" style="position:absolute;margin-left:0;margin-top:0;width:450.15pt;height:416.3pt;z-index:-251659776;mso-position-horizontal:center;mso-position-horizontal-relative:margin;mso-position-vertical:center;mso-position-vertical-relative:margin" o:allowincell="f">
           <v:imagedata r:id="rId1" o:title="1 (1)" gain="19661f" blacklevel="22938f"/>
           <w10:wrap anchorx="margin" anchory="margin"/>
         </v:shape>
@@ -1406,7 +1435,7 @@
 </file>
 
 <file path=word/header2.xml><?xml version="1.0" encoding="utf-8"?>
-<w:hdr xmlns:wpc="http://schemas.microsoft.com/office/word/2010/wordprocessingCanvas" xmlns:cx="http://schemas.microsoft.com/office/drawing/2014/chartex" xmlns:cx1="http://schemas.microsoft.com/office/drawing/2015/9/8/chartex" xmlns:cx2="http://schemas.microsoft.com/office/drawing/2015/10/21/chartex" xmlns:cx3="http://schemas.microsoft.com/office/drawing/2016/5/9/chartex" xmlns:cx4="http://schemas.microsoft.com/office/drawing/2016/5/10/chartex" xmlns:cx5="http://schemas.microsoft.com/office/drawing/2016/5/11/chartex" xmlns:cx6="http://schemas.microsoft.com/office/drawing/2016/5/12/chartex" xmlns:cx7="http://schemas.microsoft.com/office/drawing/2016/5/13/chartex" xmlns:cx8="http://schemas.microsoft.com/office/drawing/2016/5/14/chartex" xmlns:mc="http://schemas.openxmlformats.org/markup-compatibility/2006" xmlns:aink="http://schemas.microsoft.com/office/drawing/2016/ink" xmlns:am3d="http://schemas.microsoft.com/office/drawing/2017/model3d" xmlns:o="urn:schemas-microsoft-com:office:office" xmlns:r="http://schemas.openxmlformats.org/officeDocument/2006/relationships" xmlns:m="http://schemas.openxmlformats.org/officeDocument/2006/math" xmlns:v="urn:schemas-microsoft-com:vml" xmlns:wp14="http://schemas.microsoft.com/office/word/2010/wordprocessingDrawing" xmlns:wp="http://schemas.openxmlformats.org/drawingml/2006/wordprocessingDrawing" xmlns:w10="urn:schemas-microsoft-com:office:word" xmlns:w="http://schemas.openxmlformats.org/wordprocessingml/2006/main" xmlns:w14="http://schemas.microsoft.com/office/word/2010/wordml" xmlns:w15="http://schemas.microsoft.com/office/word/2012/wordml" xmlns:w16cid="http://schemas.microsoft.com/office/word/2016/wordml/cid" xmlns:w16se="http://schemas.microsoft.com/office/word/2015/wordml/symex" xmlns:wpg="http://schemas.microsoft.com/office/word/2010/wordprocessingGroup" xmlns:wpi="http://schemas.microsoft.com/office/word/2010/wordprocessingInk" xmlns:wne="http://schemas.microsoft.com/office/word/2006/wordml" xmlns:wps="http://schemas.microsoft.com/office/word/2010/wordprocessingShape" mc:Ignorable="w14 w15 w16se w16cid wp14">
+<w:hdr xmlns:wpc="http://schemas.microsoft.com/office/word/2010/wordprocessingCanvas" xmlns:cx="http://schemas.microsoft.com/office/drawing/2014/chartex" xmlns:cx1="http://schemas.microsoft.com/office/drawing/2015/9/8/chartex" xmlns:cx2="http://schemas.microsoft.com/office/drawing/2015/10/21/chartex" xmlns:cx3="http://schemas.microsoft.com/office/drawing/2016/5/9/chartex" xmlns:cx4="http://schemas.microsoft.com/office/drawing/2016/5/10/chartex" xmlns:cx5="http://schemas.microsoft.com/office/drawing/2016/5/11/chartex" xmlns:cx6="http://schemas.microsoft.com/office/drawing/2016/5/12/chartex" xmlns:cx7="http://schemas.microsoft.com/office/drawing/2016/5/13/chartex" xmlns:cx8="http://schemas.microsoft.com/office/drawing/2016/5/14/chartex" xmlns:mc="http://schemas.openxmlformats.org/markup-compatibility/2006" xmlns:aink="http://schemas.microsoft.com/office/drawing/2016/ink" xmlns:am3d="http://schemas.microsoft.com/office/drawing/2017/model3d" xmlns:o="urn:schemas-microsoft-com:office:office" xmlns:oel="http://schemas.microsoft.com/office/2019/extlst" xmlns:r="http://schemas.openxmlformats.org/officeDocument/2006/relationships" xmlns:m="http://schemas.openxmlformats.org/officeDocument/2006/math" xmlns:v="urn:schemas-microsoft-com:vml" xmlns:wp14="http://schemas.microsoft.com/office/word/2010/wordprocessingDrawing" xmlns:wp="http://schemas.openxmlformats.org/drawingml/2006/wordprocessingDrawing" xmlns:w10="urn:schemas-microsoft-com:office:word" xmlns:w="http://schemas.openxmlformats.org/wordprocessingml/2006/main" xmlns:w14="http://schemas.microsoft.com/office/word/2010/wordml" xmlns:w15="http://schemas.microsoft.com/office/word/2012/wordml" xmlns:w16cex="http://schemas.microsoft.com/office/word/2018/wordml/cex" xmlns:w16cid="http://schemas.microsoft.com/office/word/2016/wordml/cid" xmlns:w16="http://schemas.microsoft.com/office/word/2018/wordml" xmlns:w16du="http://schemas.microsoft.com/office/word/2023/wordml/word16du" xmlns:w16sdtdh="http://schemas.microsoft.com/office/word/2020/wordml/sdtdatahash" xmlns:w16sdtfl="http://schemas.microsoft.com/office/word/2024/wordml/sdtformatlock" xmlns:w16se="http://schemas.microsoft.com/office/word/2015/wordml/symex" xmlns:wpg="http://schemas.microsoft.com/office/word/2010/wordprocessingGroup" xmlns:wpi="http://schemas.microsoft.com/office/word/2010/wordprocessingInk" xmlns:wne="http://schemas.microsoft.com/office/word/2006/wordml" xmlns:wps="http://schemas.microsoft.com/office/word/2010/wordprocessingShape" mc:Ignorable="w14 w15 w16se w16cid w16 w16cex w16sdtdh w16sdtfl w16du wp14">
   <w:p>
     <w:pPr>
       <w:pStyle w:val="Header"/>
@@ -1447,7 +1476,7 @@
           <v:path o:extrusionok="f" gradientshapeok="t" o:connecttype="rect"/>
           <o:lock v:ext="edit" aspectratio="t"/>
         </v:shapetype>
-        <v:shape id="WordPictureWatermark31032580" o:spid="_x0000_s2051" type="#_x0000_t75" style="position:absolute;left:0;text-align:left;margin-left:0;margin-top:0;width:450.15pt;height:416.3pt;z-index:-251658752;mso-position-horizontal:center;mso-position-horizontal-relative:margin;mso-position-vertical:center;mso-position-vertical-relative:margin" o:allowincell="f">
+        <v:shape id="WordPictureWatermark31032580" o:spid="_x0000_s1027" type="#_x0000_t75" style="position:absolute;left:0;text-align:left;margin-left:0;margin-top:0;width:450.15pt;height:416.3pt;z-index:-251658752;mso-position-horizontal:center;mso-position-horizontal-relative:margin;mso-position-vertical:center;mso-position-vertical-relative:margin" o:allowincell="f">
           <v:imagedata r:id="rId1" o:title="1 (1)" gain="19661f" blacklevel="22938f"/>
           <w10:wrap anchorx="margin" anchory="margin"/>
         </v:shape>
@@ -1523,7 +1552,7 @@
 </file>
 
 <file path=word/header3.xml><?xml version="1.0" encoding="utf-8"?>
-<w:hdr xmlns:wpc="http://schemas.microsoft.com/office/word/2010/wordprocessingCanvas" xmlns:cx="http://schemas.microsoft.com/office/drawing/2014/chartex" xmlns:cx1="http://schemas.microsoft.com/office/drawing/2015/9/8/chartex" xmlns:cx2="http://schemas.microsoft.com/office/drawing/2015/10/21/chartex" xmlns:cx3="http://schemas.microsoft.com/office/drawing/2016/5/9/chartex" xmlns:cx4="http://schemas.microsoft.com/office/drawing/2016/5/10/chartex" xmlns:cx5="http://schemas.microsoft.com/office/drawing/2016/5/11/chartex" xmlns:cx6="http://schemas.microsoft.com/office/drawing/2016/5/12/chartex" xmlns:cx7="http://schemas.microsoft.com/office/drawing/2016/5/13/chartex" xmlns:cx8="http://schemas.microsoft.com/office/drawing/2016/5/14/chartex" xmlns:mc="http://schemas.openxmlformats.org/markup-compatibility/2006" xmlns:aink="http://schemas.microsoft.com/office/drawing/2016/ink" xmlns:am3d="http://schemas.microsoft.com/office/drawing/2017/model3d" xmlns:o="urn:schemas-microsoft-com:office:office" xmlns:r="http://schemas.openxmlformats.org/officeDocument/2006/relationships" xmlns:m="http://schemas.openxmlformats.org/officeDocument/2006/math" xmlns:v="urn:schemas-microsoft-com:vml" xmlns:wp14="http://schemas.microsoft.com/office/word/2010/wordprocessingDrawing" xmlns:wp="http://schemas.openxmlformats.org/drawingml/2006/wordprocessingDrawing" xmlns:w10="urn:schemas-microsoft-com:office:word" xmlns:w="http://schemas.openxmlformats.org/wordprocessingml/2006/main" xmlns:w14="http://schemas.microsoft.com/office/word/2010/wordml" xmlns:w15="http://schemas.microsoft.com/office/word/2012/wordml" xmlns:w16cid="http://schemas.microsoft.com/office/word/2016/wordml/cid" xmlns:w16se="http://schemas.microsoft.com/office/word/2015/wordml/symex" xmlns:wpg="http://schemas.microsoft.com/office/word/2010/wordprocessingGroup" xmlns:wpi="http://schemas.microsoft.com/office/word/2010/wordprocessingInk" xmlns:wne="http://schemas.microsoft.com/office/word/2006/wordml" xmlns:wps="http://schemas.microsoft.com/office/word/2010/wordprocessingShape" mc:Ignorable="w14 w15 w16se w16cid wp14">
+<w:hdr xmlns:wpc="http://schemas.microsoft.com/office/word/2010/wordprocessingCanvas" xmlns:cx="http://schemas.microsoft.com/office/drawing/2014/chartex" xmlns:cx1="http://schemas.microsoft.com/office/drawing/2015/9/8/chartex" xmlns:cx2="http://schemas.microsoft.com/office/drawing/2015/10/21/chartex" xmlns:cx3="http://schemas.microsoft.com/office/drawing/2016/5/9/chartex" xmlns:cx4="http://schemas.microsoft.com/office/drawing/2016/5/10/chartex" xmlns:cx5="http://schemas.microsoft.com/office/drawing/2016/5/11/chartex" xmlns:cx6="http://schemas.microsoft.com/office/drawing/2016/5/12/chartex" xmlns:cx7="http://schemas.microsoft.com/office/drawing/2016/5/13/chartex" xmlns:cx8="http://schemas.microsoft.com/office/drawing/2016/5/14/chartex" xmlns:mc="http://schemas.openxmlformats.org/markup-compatibility/2006" xmlns:aink="http://schemas.microsoft.com/office/drawing/2016/ink" xmlns:am3d="http://schemas.microsoft.com/office/drawing/2017/model3d" xmlns:o="urn:schemas-microsoft-com:office:office" xmlns:oel="http://schemas.microsoft.com/office/2019/extlst" xmlns:r="http://schemas.openxmlformats.org/officeDocument/2006/relationships" xmlns:m="http://schemas.openxmlformats.org/officeDocument/2006/math" xmlns:v="urn:schemas-microsoft-com:vml" xmlns:wp14="http://schemas.microsoft.com/office/word/2010/wordprocessingDrawing" xmlns:wp="http://schemas.openxmlformats.org/drawingml/2006/wordprocessingDrawing" xmlns:w10="urn:schemas-microsoft-com:office:word" xmlns:w="http://schemas.openxmlformats.org/wordprocessingml/2006/main" xmlns:w14="http://schemas.microsoft.com/office/word/2010/wordml" xmlns:w15="http://schemas.microsoft.com/office/word/2012/wordml" xmlns:w16cex="http://schemas.microsoft.com/office/word/2018/wordml/cex" xmlns:w16cid="http://schemas.microsoft.com/office/word/2016/wordml/cid" xmlns:w16="http://schemas.microsoft.com/office/word/2018/wordml" xmlns:w16du="http://schemas.microsoft.com/office/word/2023/wordml/word16du" xmlns:w16sdtdh="http://schemas.microsoft.com/office/word/2020/wordml/sdtdatahash" xmlns:w16sdtfl="http://schemas.microsoft.com/office/word/2024/wordml/sdtformatlock" xmlns:w16se="http://schemas.microsoft.com/office/word/2015/wordml/symex" xmlns:wpg="http://schemas.microsoft.com/office/word/2010/wordprocessingGroup" xmlns:wpi="http://schemas.microsoft.com/office/word/2010/wordprocessingInk" xmlns:wne="http://schemas.microsoft.com/office/word/2006/wordml" xmlns:wps="http://schemas.microsoft.com/office/word/2010/wordprocessingShape" mc:Ignorable="w14 w15 w16se w16cid w16 w16cex w16sdtdh w16sdtfl w16du wp14">
   <w:p>
     <w:pPr>
       <w:pStyle w:val="Header"/>
@@ -1552,7 +1581,7 @@
           <v:path o:extrusionok="f" gradientshapeok="t" o:connecttype="rect"/>
           <o:lock v:ext="edit" aspectratio="t"/>
         </v:shapetype>
-        <v:shape id="WordPictureWatermark31032578" o:spid="_x0000_s2049" type="#_x0000_t75" style="position:absolute;margin-left:0;margin-top:0;width:450.15pt;height:416.3pt;z-index:-251657728;mso-position-horizontal:center;mso-position-horizontal-relative:margin;mso-position-vertical:center;mso-position-vertical-relative:margin" o:allowincell="f">
+        <v:shape id="WordPictureWatermark31032578" o:spid="_x0000_s1025" type="#_x0000_t75" style="position:absolute;margin-left:0;margin-top:0;width:450.15pt;height:416.3pt;z-index:-251657728;mso-position-horizontal:center;mso-position-horizontal-relative:margin;mso-position-vertical:center;mso-position-vertical-relative:margin" o:allowincell="f">
           <v:imagedata r:id="rId1" o:title="1 (1)" gain="19661f" blacklevel="22938f"/>
           <w10:wrap anchorx="margin" anchory="margin"/>
         </v:shape>
@@ -1563,7 +1592,7 @@
 </file>
 
 <file path=word/numbering.xml><?xml version="1.0" encoding="utf-8"?>
-<w:numbering xmlns:wpc="http://schemas.microsoft.com/office/word/2010/wordprocessingCanvas" xmlns:cx="http://schemas.microsoft.com/office/drawing/2014/chartex" xmlns:cx1="http://schemas.microsoft.com/office/drawing/2015/9/8/chartex" xmlns:cx2="http://schemas.microsoft.com/office/drawing/2015/10/21/chartex" xmlns:cx3="http://schemas.microsoft.com/office/drawing/2016/5/9/chartex" xmlns:cx4="http://schemas.microsoft.com/office/drawing/2016/5/10/chartex" xmlns:cx5="http://schemas.microsoft.com/office/drawing/2016/5/11/chartex" xmlns:cx6="http://schemas.microsoft.com/office/drawing/2016/5/12/chartex" xmlns:cx7="http://schemas.microsoft.com/office/drawing/2016/5/13/chartex" xmlns:cx8="http://schemas.microsoft.com/office/drawing/2016/5/14/chartex" xmlns:mc="http://schemas.openxmlformats.org/markup-compatibility/2006" xmlns:aink="http://schemas.microsoft.com/office/drawing/2016/ink" xmlns:am3d="http://schemas.microsoft.com/office/drawing/2017/model3d" xmlns:o="urn:schemas-microsoft-com:office:office" xmlns:r="http://schemas.openxmlformats.org/officeDocument/2006/relationships" xmlns:m="http://schemas.openxmlformats.org/officeDocument/2006/math" xmlns:v="urn:schemas-microsoft-com:vml" xmlns:wp14="http://schemas.microsoft.com/office/word/2010/wordprocessingDrawing" xmlns:wp="http://schemas.openxmlformats.org/drawingml/2006/wordprocessingDrawing" xmlns:w10="urn:schemas-microsoft-com:office:word" xmlns:w="http://schemas.openxmlformats.org/wordprocessingml/2006/main" xmlns:w14="http://schemas.microsoft.com/office/word/2010/wordml" xmlns:w15="http://schemas.microsoft.com/office/word/2012/wordml" xmlns:w16cid="http://schemas.microsoft.com/office/word/2016/wordml/cid" xmlns:w16se="http://schemas.microsoft.com/office/word/2015/wordml/symex" xmlns:wpg="http://schemas.microsoft.com/office/word/2010/wordprocessingGroup" xmlns:wpi="http://schemas.microsoft.com/office/word/2010/wordprocessingInk" xmlns:wne="http://schemas.microsoft.com/office/word/2006/wordml" xmlns:wps="http://schemas.microsoft.com/office/word/2010/wordprocessingShape" mc:Ignorable="w14 w15 w16se w16cid wp14">
+<w:numbering xmlns:wpc="http://schemas.microsoft.com/office/word/2010/wordprocessingCanvas" xmlns:cx="http://schemas.microsoft.com/office/drawing/2014/chartex" xmlns:cx1="http://schemas.microsoft.com/office/drawing/2015/9/8/chartex" xmlns:cx2="http://schemas.microsoft.com/office/drawing/2015/10/21/chartex" xmlns:cx3="http://schemas.microsoft.com/office/drawing/2016/5/9/chartex" xmlns:cx4="http://schemas.microsoft.com/office/drawing/2016/5/10/chartex" xmlns:cx5="http://schemas.microsoft.com/office/drawing/2016/5/11/chartex" xmlns:cx6="http://schemas.microsoft.com/office/drawing/2016/5/12/chartex" xmlns:cx7="http://schemas.microsoft.com/office/drawing/2016/5/13/chartex" xmlns:cx8="http://schemas.microsoft.com/office/drawing/2016/5/14/chartex" xmlns:mc="http://schemas.openxmlformats.org/markup-compatibility/2006" xmlns:aink="http://schemas.microsoft.com/office/drawing/2016/ink" xmlns:am3d="http://schemas.microsoft.com/office/drawing/2017/model3d" xmlns:o="urn:schemas-microsoft-com:office:office" xmlns:oel="http://schemas.microsoft.com/office/2019/extlst" xmlns:r="http://schemas.openxmlformats.org/officeDocument/2006/relationships" xmlns:m="http://schemas.openxmlformats.org/officeDocument/2006/math" xmlns:v="urn:schemas-microsoft-com:vml" xmlns:wp14="http://schemas.microsoft.com/office/word/2010/wordprocessingDrawing" xmlns:wp="http://schemas.openxmlformats.org/drawingml/2006/wordprocessingDrawing" xmlns:w10="urn:schemas-microsoft-com:office:word" xmlns:w="http://schemas.openxmlformats.org/wordprocessingml/2006/main" xmlns:w14="http://schemas.microsoft.com/office/word/2010/wordml" xmlns:w15="http://schemas.microsoft.com/office/word/2012/wordml" xmlns:w16cex="http://schemas.microsoft.com/office/word/2018/wordml/cex" xmlns:w16cid="http://schemas.microsoft.com/office/word/2016/wordml/cid" xmlns:w16="http://schemas.microsoft.com/office/word/2018/wordml" xmlns:w16du="http://schemas.microsoft.com/office/word/2023/wordml/word16du" xmlns:w16sdtdh="http://schemas.microsoft.com/office/word/2020/wordml/sdtdatahash" xmlns:w16sdtfl="http://schemas.microsoft.com/office/word/2024/wordml/sdtformatlock" xmlns:w16se="http://schemas.microsoft.com/office/word/2015/wordml/symex" xmlns:wpg="http://schemas.microsoft.com/office/word/2010/wordprocessingGroup" xmlns:wpi="http://schemas.microsoft.com/office/word/2010/wordprocessingInk" xmlns:wne="http://schemas.microsoft.com/office/word/2006/wordml" xmlns:wps="http://schemas.microsoft.com/office/word/2010/wordprocessingShape" mc:Ignorable="w14 w15 w16se w16cid w16 w16cex w16sdtdh w16sdtfl w16du wp14">
   <w:abstractNum w:abstractNumId="0" w15:restartNumberingAfterBreak="0">
     <w:nsid w:val="291B1E83"/>
     <w:multiLevelType w:val="hybridMultilevel"/>
@@ -1676,14 +1705,14 @@
       </w:rPr>
     </w:lvl>
   </w:abstractNum>
-  <w:num w:numId="1">
+  <w:num w:numId="1" w16cid:durableId="1592007040">
     <w:abstractNumId w:val="0"/>
   </w:num>
 </w:numbering>
 </file>
 
 <file path=word/styles.xml><?xml version="1.0" encoding="utf-8"?>
-<w:styles xmlns:mc="http://schemas.openxmlformats.org/markup-compatibility/2006" xmlns:r="http://schemas.openxmlformats.org/officeDocument/2006/relationships" xmlns:w="http://schemas.openxmlformats.org/wordprocessingml/2006/main" xmlns:w14="http://schemas.microsoft.com/office/word/2010/wordml" xmlns:w15="http://schemas.microsoft.com/office/word/2012/wordml" xmlns:w16cid="http://schemas.microsoft.com/office/word/2016/wordml/cid" xmlns:w16se="http://schemas.microsoft.com/office/word/2015/wordml/symex" mc:Ignorable="w14 w15 w16se w16cid">
+<w:styles xmlns:mc="http://schemas.openxmlformats.org/markup-compatibility/2006" xmlns:r="http://schemas.openxmlformats.org/officeDocument/2006/relationships" xmlns:w="http://schemas.openxmlformats.org/wordprocessingml/2006/main" xmlns:w14="http://schemas.microsoft.com/office/word/2010/wordml" xmlns:w15="http://schemas.microsoft.com/office/word/2012/wordml" xmlns:w16cex="http://schemas.microsoft.com/office/word/2018/wordml/cex" xmlns:w16cid="http://schemas.microsoft.com/office/word/2016/wordml/cid" xmlns:w16="http://schemas.microsoft.com/office/word/2018/wordml" xmlns:w16du="http://schemas.microsoft.com/office/word/2023/wordml/word16du" xmlns:w16sdtdh="http://schemas.microsoft.com/office/word/2020/wordml/sdtdatahash" xmlns:w16sdtfl="http://schemas.microsoft.com/office/word/2024/wordml/sdtformatlock" xmlns:w16se="http://schemas.microsoft.com/office/word/2015/wordml/symex" mc:Ignorable="w14 w15 w16se w16cid w16 w16cex w16sdtdh w16sdtfl w16du">
   <w:docDefaults>
     <w:rPrDefault>
       <w:rPr>
@@ -1697,7 +1726,7 @@
       </w:pPr>
     </w:pPrDefault>
   </w:docDefaults>
-  <w:latentStyles w:defLockedState="0" w:defUIPriority="99" w:defSemiHidden="0" w:defUnhideWhenUsed="0" w:defQFormat="0" w:count="375">
+  <w:latentStyles w:defLockedState="0" w:defUIPriority="99" w:defSemiHidden="0" w:defUnhideWhenUsed="0" w:defQFormat="0" w:count="376">
     <w:lsdException w:name="Normal" w:uiPriority="0" w:qFormat="1"/>
     <w:lsdException w:name="heading 1" w:uiPriority="9" w:qFormat="1"/>
     <w:lsdException w:name="heading 2" w:semiHidden="1" w:uiPriority="9" w:unhideWhenUsed="1" w:qFormat="1"/>
@@ -2073,6 +2102,7 @@
     <w:lsdException w:name="Smart Hyperlink" w:semiHidden="1" w:unhideWhenUsed="1"/>
     <w:lsdException w:name="Hashtag" w:semiHidden="1" w:unhideWhenUsed="1"/>
     <w:lsdException w:name="Unresolved Mention" w:semiHidden="1" w:unhideWhenUsed="1"/>
+    <w:lsdException w:name="Smart Link" w:semiHidden="1" w:unhideWhenUsed="1"/>
   </w:latentStyles>
   <w:style w:type="paragraph" w:default="1" w:styleId="Normal">
     <w:name w:val="Normal"/>
@@ -2801,153 +2831,8 @@
 </file>
 
 <file path=word/glossary/document.xml><?xml version="1.0" encoding="utf-8"?>
-<w:glossaryDocument xmlns:wpc="http://schemas.microsoft.com/office/word/2010/wordprocessingCanvas" xmlns:cx="http://schemas.microsoft.com/office/drawing/2014/chartex" xmlns:cx1="http://schemas.microsoft.com/office/drawing/2015/9/8/chartex" xmlns:cx2="http://schemas.microsoft.com/office/drawing/2015/10/21/chartex" xmlns:cx3="http://schemas.microsoft.com/office/drawing/2016/5/9/chartex" xmlns:cx4="http://schemas.microsoft.com/office/drawing/2016/5/10/chartex" xmlns:cx5="http://schemas.microsoft.com/office/drawing/2016/5/11/chartex" xmlns:cx6="http://schemas.microsoft.com/office/drawing/2016/5/12/chartex" xmlns:cx7="http://schemas.microsoft.com/office/drawing/2016/5/13/chartex" xmlns:cx8="http://schemas.microsoft.com/office/drawing/2016/5/14/chartex" xmlns:mc="http://schemas.openxmlformats.org/markup-compatibility/2006" xmlns:aink="http://schemas.microsoft.com/office/drawing/2016/ink" xmlns:am3d="http://schemas.microsoft.com/office/drawing/2017/model3d" xmlns:o="urn:schemas-microsoft-com:office:office" xmlns:r="http://schemas.openxmlformats.org/officeDocument/2006/relationships" xmlns:m="http://schemas.openxmlformats.org/officeDocument/2006/math" xmlns:v="urn:schemas-microsoft-com:vml" xmlns:wp14="http://schemas.microsoft.com/office/word/2010/wordprocessingDrawing" xmlns:wp="http://schemas.openxmlformats.org/drawingml/2006/wordprocessingDrawing" xmlns:w10="urn:schemas-microsoft-com:office:word" xmlns:w="http://schemas.openxmlformats.org/wordprocessingml/2006/main" xmlns:w14="http://schemas.microsoft.com/office/word/2010/wordml" xmlns:w15="http://schemas.microsoft.com/office/word/2012/wordml" xmlns:w16cid="http://schemas.microsoft.com/office/word/2016/wordml/cid" xmlns:w16se="http://schemas.microsoft.com/office/word/2015/wordml/symex" xmlns:wpg="http://schemas.microsoft.com/office/word/2010/wordprocessingGroup" xmlns:wpi="http://schemas.microsoft.com/office/word/2010/wordprocessingInk" xmlns:wne="http://schemas.microsoft.com/office/word/2006/wordml" xmlns:wps="http://schemas.microsoft.com/office/word/2010/wordprocessingShape" mc:Ignorable="w14 w15 w16se w16cid wp14">
+<w:glossaryDocument xmlns:wpc="http://schemas.microsoft.com/office/word/2010/wordprocessingCanvas" xmlns:cx="http://schemas.microsoft.com/office/drawing/2014/chartex" xmlns:cx1="http://schemas.microsoft.com/office/drawing/2015/9/8/chartex" xmlns:cx2="http://schemas.microsoft.com/office/drawing/2015/10/21/chartex" xmlns:cx3="http://schemas.microsoft.com/office/drawing/2016/5/9/chartex" xmlns:cx4="http://schemas.microsoft.com/office/drawing/2016/5/10/chartex" xmlns:cx5="http://schemas.microsoft.com/office/drawing/2016/5/11/chartex" xmlns:cx6="http://schemas.microsoft.com/office/drawing/2016/5/12/chartex" xmlns:cx7="http://schemas.microsoft.com/office/drawing/2016/5/13/chartex" xmlns:cx8="http://schemas.microsoft.com/office/drawing/2016/5/14/chartex" xmlns:mc="http://schemas.openxmlformats.org/markup-compatibility/2006" xmlns:aink="http://schemas.microsoft.com/office/drawing/2016/ink" xmlns:am3d="http://schemas.microsoft.com/office/drawing/2017/model3d" xmlns:o="urn:schemas-microsoft-com:office:office" xmlns:oel="http://schemas.microsoft.com/office/2019/extlst" xmlns:r="http://schemas.openxmlformats.org/officeDocument/2006/relationships" xmlns:m="http://schemas.openxmlformats.org/officeDocument/2006/math" xmlns:v="urn:schemas-microsoft-com:vml" xmlns:wp14="http://schemas.microsoft.com/office/word/2010/wordprocessingDrawing" xmlns:wp="http://schemas.openxmlformats.org/drawingml/2006/wordprocessingDrawing" xmlns:w10="urn:schemas-microsoft-com:office:word" xmlns:w="http://schemas.openxmlformats.org/wordprocessingml/2006/main" xmlns:w14="http://schemas.microsoft.com/office/word/2010/wordml" xmlns:w15="http://schemas.microsoft.com/office/word/2012/wordml" xmlns:w16cex="http://schemas.microsoft.com/office/word/2018/wordml/cex" xmlns:w16cid="http://schemas.microsoft.com/office/word/2016/wordml/cid" xmlns:w16="http://schemas.microsoft.com/office/word/2018/wordml" xmlns:w16du="http://schemas.microsoft.com/office/word/2023/wordml/word16du" xmlns:w16sdtdh="http://schemas.microsoft.com/office/word/2020/wordml/sdtdatahash" xmlns:w16sdtfl="http://schemas.microsoft.com/office/word/2024/wordml/sdtformatlock" xmlns:w16se="http://schemas.microsoft.com/office/word/2015/wordml/symex" xmlns:wpg="http://schemas.microsoft.com/office/word/2010/wordprocessingGroup" xmlns:wpi="http://schemas.microsoft.com/office/word/2010/wordprocessingInk" xmlns:wne="http://schemas.microsoft.com/office/word/2006/wordml" xmlns:wps="http://schemas.microsoft.com/office/word/2010/wordprocessingShape" mc:Ignorable="w14 w15 w16se w16cid w16 w16cex w16sdtdh w16sdtfl w16du wp14">
   <w:docParts>
-    <w:docPart>
-      <w:docPartPr>
-        <w:name w:val="6DB883B3B2D14559AC296696BCD21B5E"/>
-        <w:category>
-          <w:name w:val="General"/>
-          <w:gallery w:val="placeholder"/>
-        </w:category>
-        <w:types>
-          <w:type w:val="bbPlcHdr"/>
-        </w:types>
-        <w:behaviors>
-          <w:behavior w:val="content"/>
-        </w:behaviors>
-        <w:guid w:val="{87908DA4-DE13-4CBD-BE29-40AA7F47A28B}"/>
-      </w:docPartPr>
-      <w:docPartBody>
-        <w:p>
-          <w:pPr>
-            <w:pStyle w:val="6DB883B3B2D14559AC296696BCD21B5E"/>
-          </w:pPr>
-          <w:r>
-            <w:rPr>
-              <w:rStyle w:val="PlaceholderText"/>
-            </w:rPr>
-            <w:t>Click or tap here to enter text.</w:t>
-          </w:r>
-        </w:p>
-      </w:docPartBody>
-    </w:docPart>
-    <w:docPart>
-      <w:docPartPr>
-        <w:name w:val="96E6D103C72D447EA64A2C76A8F3DBA7"/>
-        <w:category>
-          <w:name w:val="General"/>
-          <w:gallery w:val="placeholder"/>
-        </w:category>
-        <w:types>
-          <w:type w:val="bbPlcHdr"/>
-        </w:types>
-        <w:behaviors>
-          <w:behavior w:val="content"/>
-        </w:behaviors>
-        <w:guid w:val="{41752CDF-D83D-421D-B31B-F48A058B6A86}"/>
-      </w:docPartPr>
-      <w:docPartBody>
-        <w:p>
-          <w:pPr>
-            <w:pStyle w:val="96E6D103C72D447EA64A2C76A8F3DBA7"/>
-          </w:pPr>
-          <w:r>
-            <w:rPr>
-              <w:rStyle w:val="PlaceholderText"/>
-            </w:rPr>
-            <w:t>Click or tap here to enter text.</w:t>
-          </w:r>
-        </w:p>
-      </w:docPartBody>
-    </w:docPart>
-    <w:docPart>
-      <w:docPartPr>
-        <w:name w:val="F573A060CAE9487287866DE280A10DA8"/>
-        <w:category>
-          <w:name w:val="General"/>
-          <w:gallery w:val="placeholder"/>
-        </w:category>
-        <w:types>
-          <w:type w:val="bbPlcHdr"/>
-        </w:types>
-        <w:behaviors>
-          <w:behavior w:val="content"/>
-        </w:behaviors>
-        <w:guid w:val="{0C7D99F7-B61D-489E-BC2E-26EC7B8F9468}"/>
-      </w:docPartPr>
-      <w:docPartBody>
-        <w:p>
-          <w:pPr>
-            <w:pStyle w:val="F573A060CAE9487287866DE280A10DA8"/>
-          </w:pPr>
-          <w:r>
-            <w:rPr>
-              <w:rStyle w:val="PlaceholderText"/>
-            </w:rPr>
-            <w:t>Click or tap to enter a date.</w:t>
-          </w:r>
-        </w:p>
-      </w:docPartBody>
-    </w:docPart>
-    <w:docPart>
-      <w:docPartPr>
-        <w:name w:val="88B1889E076F49CF896970C89F0B27DA"/>
-        <w:category>
-          <w:name w:val="General"/>
-          <w:gallery w:val="placeholder"/>
-        </w:category>
-        <w:types>
-          <w:type w:val="bbPlcHdr"/>
-        </w:types>
-        <w:behaviors>
-          <w:behavior w:val="content"/>
-        </w:behaviors>
-        <w:guid w:val="{D42C0FE3-D160-48B0-91BB-19D4B353AABF}"/>
-      </w:docPartPr>
-      <w:docPartBody>
-        <w:p>
-          <w:pPr>
-            <w:pStyle w:val="88B1889E076F49CF896970C89F0B27DA"/>
-          </w:pPr>
-          <w:r>
-            <w:rPr>
-              <w:rStyle w:val="PlaceholderText"/>
-            </w:rPr>
-            <w:t>Click or tap to enter a date.</w:t>
-          </w:r>
-        </w:p>
-      </w:docPartBody>
-    </w:docPart>
-    <w:docPart>
-      <w:docPartPr>
-        <w:name w:val="6200D13AB40948C588B7DB6445144A1E"/>
-        <w:category>
-          <w:name w:val="General"/>
-          <w:gallery w:val="placeholder"/>
-        </w:category>
-        <w:types>
-          <w:type w:val="bbPlcHdr"/>
-        </w:types>
-        <w:behaviors>
-          <w:behavior w:val="content"/>
-        </w:behaviors>
-        <w:guid w:val="{EFF7A6AB-8A12-4B0D-BF33-EC55B3BB3F6A}"/>
-      </w:docPartPr>
-      <w:docPartBody>
-        <w:p>
-          <w:pPr>
-            <w:pStyle w:val="6200D13AB40948C588B7DB6445144A1E"/>
-          </w:pPr>
-          <w:r>
-            <w:rPr>
-              <w:rStyle w:val="PlaceholderText"/>
-            </w:rPr>
-            <w:t>Click or tap to enter a date.</w:t>
-          </w:r>
-        </w:p>
-      </w:docPartBody>
-    </w:docPart>
     <w:docPart>
       <w:docPartPr>
         <w:name w:val="CCA4AF249E39494BBA24B3CE26A1BFDC"/>
@@ -2982,13 +2867,12 @@
 </file>
 
 <file path=word/glossary/fontTable.xml><?xml version="1.0" encoding="utf-8"?>
-<w:fonts xmlns:mc="http://schemas.openxmlformats.org/markup-compatibility/2006" xmlns:r="http://schemas.openxmlformats.org/officeDocument/2006/relationships" xmlns:w="http://schemas.openxmlformats.org/wordprocessingml/2006/main" xmlns:w14="http://schemas.microsoft.com/office/word/2010/wordml" xmlns:w15="http://schemas.microsoft.com/office/word/2012/wordml" xmlns:w16cid="http://schemas.microsoft.com/office/word/2016/wordml/cid" xmlns:w16se="http://schemas.microsoft.com/office/word/2015/wordml/symex" mc:Ignorable="w14 w15 w16se w16cid">
+<w:fonts xmlns:mc="http://schemas.openxmlformats.org/markup-compatibility/2006" xmlns:r="http://schemas.openxmlformats.org/officeDocument/2006/relationships" xmlns:w="http://schemas.openxmlformats.org/wordprocessingml/2006/main" xmlns:w14="http://schemas.microsoft.com/office/word/2010/wordml" xmlns:w15="http://schemas.microsoft.com/office/word/2012/wordml" xmlns:w16cex="http://schemas.microsoft.com/office/word/2018/wordml/cex" xmlns:w16cid="http://schemas.microsoft.com/office/word/2016/wordml/cid" xmlns:w16="http://schemas.microsoft.com/office/word/2018/wordml" xmlns:w16du="http://schemas.microsoft.com/office/word/2023/wordml/word16du" xmlns:w16sdtdh="http://schemas.microsoft.com/office/word/2020/wordml/sdtdatahash" xmlns:w16sdtfl="http://schemas.microsoft.com/office/word/2024/wordml/sdtformatlock" xmlns:w16se="http://schemas.microsoft.com/office/word/2015/wordml/symex" mc:Ignorable="w14 w15 w16se w16cid w16 w16cex w16sdtdh w16sdtfl w16du">
   <w:font w:name="TH SarabunPSK">
-    <w:panose1 w:val="020B0500040200020003"/>
-    <w:charset w:val="00"/>
+    <w:charset w:val="DE"/>
     <w:family w:val="swiss"/>
     <w:pitch w:val="variable"/>
-    <w:sig w:usb0="A100006F" w:usb1="5000205A" w:usb2="00000000" w:usb3="00000000" w:csb0="00010183" w:csb1="00000000"/>
+    <w:sig w:usb0="01000003" w:usb1="00000000" w:usb2="00000000" w:usb3="00000000" w:csb0="00010111" w:csb1="00000000"/>
   </w:font>
   <w:font w:name="Times New Roman">
     <w:panose1 w:val="02020603050405020304"/>
@@ -3053,11 +2937,23 @@
     <w:pitch w:val="variable"/>
     <w:sig w:usb0="A100006F" w:usb1="5000205A" w:usb2="00000000" w:usb3="00000000" w:csb0="00010183" w:csb1="00000000"/>
   </w:font>
+  <w:font w:name="Aptos">
+    <w:charset w:val="00"/>
+    <w:family w:val="swiss"/>
+    <w:pitch w:val="variable"/>
+    <w:sig w:usb0="20000287" w:usb1="00000003" w:usb2="00000000" w:usb3="00000000" w:csb0="0000019F" w:csb1="00000000"/>
+  </w:font>
+  <w:font w:name="Aptos Display">
+    <w:charset w:val="00"/>
+    <w:family w:val="swiss"/>
+    <w:pitch w:val="variable"/>
+    <w:sig w:usb0="20000287" w:usb1="00000003" w:usb2="00000000" w:usb3="00000000" w:csb0="0000019F" w:csb1="00000000"/>
+  </w:font>
 </w:fonts>
 </file>
 
 <file path=word/glossary/settings.xml><?xml version="1.0" encoding="utf-8"?>
-<w:settings xmlns:mc="http://schemas.openxmlformats.org/markup-compatibility/2006" xmlns:o="urn:schemas-microsoft-com:office:office" xmlns:r="http://schemas.openxmlformats.org/officeDocument/2006/relationships" xmlns:m="http://schemas.openxmlformats.org/officeDocument/2006/math" xmlns:v="urn:schemas-microsoft-com:vml" xmlns:w10="urn:schemas-microsoft-com:office:word" xmlns:w="http://schemas.openxmlformats.org/wordprocessingml/2006/main" xmlns:w14="http://schemas.microsoft.com/office/word/2010/wordml" xmlns:w15="http://schemas.microsoft.com/office/word/2012/wordml" xmlns:w16cid="http://schemas.microsoft.com/office/word/2016/wordml/cid" xmlns:w16se="http://schemas.microsoft.com/office/word/2015/wordml/symex" xmlns:sl="http://schemas.openxmlformats.org/schemaLibrary/2006/main" mc:Ignorable="w14 w15 w16se w16cid">
+<w:settings xmlns:mc="http://schemas.openxmlformats.org/markup-compatibility/2006" xmlns:o="urn:schemas-microsoft-com:office:office" xmlns:r="http://schemas.openxmlformats.org/officeDocument/2006/relationships" xmlns:m="http://schemas.openxmlformats.org/officeDocument/2006/math" xmlns:v="urn:schemas-microsoft-com:vml" xmlns:w10="urn:schemas-microsoft-com:office:word" xmlns:w="http://schemas.openxmlformats.org/wordprocessingml/2006/main" xmlns:w14="http://schemas.microsoft.com/office/word/2010/wordml" xmlns:w15="http://schemas.microsoft.com/office/word/2012/wordml" xmlns:w16cex="http://schemas.microsoft.com/office/word/2018/wordml/cex" xmlns:w16cid="http://schemas.microsoft.com/office/word/2016/wordml/cid" xmlns:w16="http://schemas.microsoft.com/office/word/2018/wordml" xmlns:w16du="http://schemas.microsoft.com/office/word/2023/wordml/word16du" xmlns:w16sdtdh="http://schemas.microsoft.com/office/word/2020/wordml/sdtdatahash" xmlns:w16sdtfl="http://schemas.microsoft.com/office/word/2024/wordml/sdtformatlock" xmlns:w16se="http://schemas.microsoft.com/office/word/2015/wordml/symex" xmlns:sl="http://schemas.openxmlformats.org/schemaLibrary/2006/main" mc:Ignorable="w14 w15 w16se w16cid w16 w16cex w16sdtdh w16sdtfl w16du">
   <w:view w:val="normal"/>
   <w:defaultTabStop w:val="720"/>
   <w:characterSpacingControl w:val="doNotCompress"/>
@@ -3078,6 +2974,7 @@
     <w:rsid w:val="000E1DF1"/>
     <w:rsid w:val="000E274F"/>
     <w:rsid w:val="000E4657"/>
+    <w:rsid w:val="0010140D"/>
     <w:rsid w:val="00181A22"/>
     <w:rsid w:val="001D0FAA"/>
     <w:rsid w:val="002A5AA9"/>
@@ -3095,6 +2992,7 @@
     <w:rsid w:val="00504B02"/>
     <w:rsid w:val="0055680D"/>
     <w:rsid w:val="00556875"/>
+    <w:rsid w:val="00562531"/>
     <w:rsid w:val="00585C29"/>
     <w:rsid w:val="005F2E6D"/>
     <w:rsid w:val="00600C10"/>
@@ -3150,7 +3048,7 @@
 </file>
 
 <file path=word/glossary/styles.xml><?xml version="1.0" encoding="utf-8"?>
-<w:styles xmlns:mc="http://schemas.openxmlformats.org/markup-compatibility/2006" xmlns:r="http://schemas.openxmlformats.org/officeDocument/2006/relationships" xmlns:w="http://schemas.openxmlformats.org/wordprocessingml/2006/main" xmlns:w14="http://schemas.microsoft.com/office/word/2010/wordml" xmlns:w15="http://schemas.microsoft.com/office/word/2012/wordml" xmlns:w16cid="http://schemas.microsoft.com/office/word/2016/wordml/cid" xmlns:w16se="http://schemas.microsoft.com/office/word/2015/wordml/symex" mc:Ignorable="w14 w15 w16se w16cid">
+<w:styles xmlns:mc="http://schemas.openxmlformats.org/markup-compatibility/2006" xmlns:r="http://schemas.openxmlformats.org/officeDocument/2006/relationships" xmlns:w="http://schemas.openxmlformats.org/wordprocessingml/2006/main" xmlns:w14="http://schemas.microsoft.com/office/word/2010/wordml" xmlns:w15="http://schemas.microsoft.com/office/word/2012/wordml" xmlns:w16cex="http://schemas.microsoft.com/office/word/2018/wordml/cex" xmlns:w16cid="http://schemas.microsoft.com/office/word/2016/wordml/cid" xmlns:w16="http://schemas.microsoft.com/office/word/2018/wordml" xmlns:w16du="http://schemas.microsoft.com/office/word/2023/wordml/word16du" xmlns:w16sdtdh="http://schemas.microsoft.com/office/word/2020/wordml/sdtdatahash" xmlns:w16sdtfl="http://schemas.microsoft.com/office/word/2024/wordml/sdtformatlock" xmlns:w16se="http://schemas.microsoft.com/office/word/2015/wordml/symex" mc:Ignorable="w14 w15 w16se w16cid w16 w16cex w16sdtdh w16sdtfl w16du">
   <w:docDefaults>
     <w:rPrDefault>
       <w:rPr>
@@ -3168,7 +3066,7 @@
       </w:pPr>
     </w:pPrDefault>
   </w:docDefaults>
-  <w:latentStyles w:defLockedState="0" w:defUIPriority="99" w:defSemiHidden="0" w:defUnhideWhenUsed="0" w:defQFormat="0" w:count="375">
+  <w:latentStyles w:defLockedState="0" w:defUIPriority="99" w:defSemiHidden="0" w:defUnhideWhenUsed="0" w:defQFormat="0" w:count="376">
     <w:lsdException w:name="Normal" w:uiPriority="0" w:qFormat="1"/>
     <w:lsdException w:name="heading 1" w:uiPriority="9" w:qFormat="1"/>
     <w:lsdException w:name="heading 2" w:semiHidden="1" w:uiPriority="9" w:unhideWhenUsed="1" w:qFormat="1"/>
@@ -3544,6 +3442,7 @@
     <w:lsdException w:name="Smart Hyperlink" w:semiHidden="1" w:unhideWhenUsed="1"/>
     <w:lsdException w:name="Hashtag" w:semiHidden="1" w:unhideWhenUsed="1"/>
     <w:lsdException w:name="Unresolved Mention" w:semiHidden="1" w:unhideWhenUsed="1"/>
+    <w:lsdException w:name="Smart Link" w:semiHidden="1" w:unhideWhenUsed="1"/>
   </w:latentStyles>
   <w:style w:type="paragraph" w:default="1" w:styleId="Normal">
     <w:name w:val="Normal"/>
@@ -3586,1102 +3485,6 @@
       <w:color w:val="808080"/>
     </w:rPr>
   </w:style>
-  <w:style w:type="paragraph" w:customStyle="1" w:styleId="8A1CA22B5F1A40938AD327C9F0C90EF2">
-    <w:name w:val="8A1CA22B5F1A40938AD327C9F0C90EF2"/>
-    <w:rsid w:val="00504B02"/>
-  </w:style>
-  <w:style w:type="paragraph" w:customStyle="1" w:styleId="087670001FD64336B336FD3BCAFE2534">
-    <w:name w:val="087670001FD64336B336FD3BCAFE2534"/>
-    <w:rsid w:val="00504B02"/>
-  </w:style>
-  <w:style w:type="paragraph" w:customStyle="1" w:styleId="6E54BA2BEFB34F0C92D16F2F57735CF8">
-    <w:name w:val="6E54BA2BEFB34F0C92D16F2F57735CF8"/>
-    <w:rsid w:val="00504B02"/>
-  </w:style>
-  <w:style w:type="paragraph" w:customStyle="1" w:styleId="7652843E0B1A415FA35D0396D3B71BAC">
-    <w:name w:val="7652843E0B1A415FA35D0396D3B71BAC"/>
-    <w:rsid w:val="00504B02"/>
-  </w:style>
-  <w:style w:type="paragraph" w:customStyle="1" w:styleId="73AFF68DE0D54A07B42BFA3B21BA660D">
-    <w:name w:val="73AFF68DE0D54A07B42BFA3B21BA660D"/>
-    <w:rsid w:val="00504B02"/>
-  </w:style>
-  <w:style w:type="paragraph" w:customStyle="1" w:styleId="59236248E193490089C589B38A57739E">
-    <w:name w:val="59236248E193490089C589B38A57739E"/>
-    <w:rsid w:val="00504B02"/>
-  </w:style>
-  <w:style w:type="paragraph" w:customStyle="1" w:styleId="AD6741BF60BC480993CD59CE08B0D2B9">
-    <w:name w:val="AD6741BF60BC480993CD59CE08B0D2B9"/>
-    <w:rsid w:val="00504B02"/>
-  </w:style>
-  <w:style w:type="paragraph" w:customStyle="1" w:styleId="830D751D264244C990A53BD2C66C4E2D">
-    <w:name w:val="830D751D264244C990A53BD2C66C4E2D"/>
-    <w:rsid w:val="00504B02"/>
-  </w:style>
-  <w:style w:type="paragraph" w:customStyle="1" w:styleId="F24BBC885E72439087477D2E674610A4">
-    <w:name w:val="F24BBC885E72439087477D2E674610A4"/>
-    <w:rsid w:val="00556875"/>
-    <w:rPr>
-      <w:kern w:val="0"/>
-      <w14:ligatures w14:val="none"/>
-    </w:rPr>
-  </w:style>
-  <w:style w:type="paragraph" w:customStyle="1" w:styleId="5163C6D61D2A476FBA736CBC94A24DDC">
-    <w:name w:val="5163C6D61D2A476FBA736CBC94A24DDC"/>
-    <w:rsid w:val="00556875"/>
-    <w:rPr>
-      <w:kern w:val="0"/>
-      <w14:ligatures w14:val="none"/>
-    </w:rPr>
-  </w:style>
-  <w:style w:type="paragraph" w:customStyle="1" w:styleId="249148EC5AE440B3B4A66A6452618DBD">
-    <w:name w:val="249148EC5AE440B3B4A66A6452618DBD"/>
-    <w:rsid w:val="00556875"/>
-    <w:rPr>
-      <w:kern w:val="0"/>
-      <w14:ligatures w14:val="none"/>
-    </w:rPr>
-  </w:style>
-  <w:style w:type="paragraph" w:customStyle="1" w:styleId="7105EF07029C4E60A6F7A0200D95EE8F">
-    <w:name w:val="7105EF07029C4E60A6F7A0200D95EE8F"/>
-    <w:rsid w:val="00556875"/>
-    <w:rPr>
-      <w:kern w:val="0"/>
-      <w14:ligatures w14:val="none"/>
-    </w:rPr>
-  </w:style>
-  <w:style w:type="paragraph" w:customStyle="1" w:styleId="B84DC5A45F92412095951B9652F925A9">
-    <w:name w:val="B84DC5A45F92412095951B9652F925A9"/>
-    <w:rsid w:val="00556875"/>
-    <w:rPr>
-      <w:kern w:val="0"/>
-      <w14:ligatures w14:val="none"/>
-    </w:rPr>
-  </w:style>
-  <w:style w:type="paragraph" w:customStyle="1" w:styleId="4A8ADA60894940FFBFE53449AF6AEC5D">
-    <w:name w:val="4A8ADA60894940FFBFE53449AF6AEC5D"/>
-    <w:rsid w:val="00A52650"/>
-    <w:rPr>
-      <w:kern w:val="0"/>
-      <w14:ligatures w14:val="none"/>
-    </w:rPr>
-  </w:style>
-  <w:style w:type="paragraph" w:customStyle="1" w:styleId="A6099DD6160D46DF9099A17F53E5BA0D">
-    <w:name w:val="A6099DD6160D46DF9099A17F53E5BA0D"/>
-    <w:rsid w:val="00A52650"/>
-    <w:rPr>
-      <w:kern w:val="0"/>
-      <w14:ligatures w14:val="none"/>
-    </w:rPr>
-  </w:style>
-  <w:style w:type="paragraph" w:customStyle="1" w:styleId="A63E5249E2F942A795FDB1BCCAA9727B">
-    <w:name w:val="A63E5249E2F942A795FDB1BCCAA9727B"/>
-    <w:rsid w:val="00A52650"/>
-    <w:rPr>
-      <w:kern w:val="0"/>
-      <w14:ligatures w14:val="none"/>
-    </w:rPr>
-  </w:style>
-  <w:style w:type="paragraph" w:customStyle="1" w:styleId="CA701043093D4CEFA1CDA7362A29C61D">
-    <w:name w:val="CA701043093D4CEFA1CDA7362A29C61D"/>
-    <w:rsid w:val="00A52650"/>
-    <w:rPr>
-      <w:kern w:val="0"/>
-      <w14:ligatures w14:val="none"/>
-    </w:rPr>
-  </w:style>
-  <w:style w:type="paragraph" w:customStyle="1" w:styleId="0D2E6F68D67742548D0C61ACE65F9BF1">
-    <w:name w:val="0D2E6F68D67742548D0C61ACE65F9BF1"/>
-    <w:rsid w:val="00A52650"/>
-    <w:rPr>
-      <w:kern w:val="0"/>
-      <w14:ligatures w14:val="none"/>
-    </w:rPr>
-  </w:style>
-  <w:style w:type="paragraph" w:customStyle="1" w:styleId="990055B155B04ED6AD883EAAE42A9AFF">
-    <w:name w:val="990055B155B04ED6AD883EAAE42A9AFF"/>
-    <w:rsid w:val="00A52650"/>
-    <w:rPr>
-      <w:kern w:val="0"/>
-      <w14:ligatures w14:val="none"/>
-    </w:rPr>
-  </w:style>
-  <w:style w:type="paragraph" w:customStyle="1" w:styleId="7D4AC199F2CE4FD8A7FEA780ED494DB6">
-    <w:name w:val="7D4AC199F2CE4FD8A7FEA780ED494DB6"/>
-    <w:rsid w:val="00E959C1"/>
-    <w:rPr>
-      <w:kern w:val="0"/>
-      <w14:ligatures w14:val="none"/>
-    </w:rPr>
-  </w:style>
-  <w:style w:type="paragraph" w:customStyle="1" w:styleId="B577B88734A24E74A6F1B680BF658320">
-    <w:name w:val="B577B88734A24E74A6F1B680BF658320"/>
-    <w:rsid w:val="00E959C1"/>
-    <w:rPr>
-      <w:kern w:val="0"/>
-      <w14:ligatures w14:val="none"/>
-    </w:rPr>
-  </w:style>
-  <w:style w:type="paragraph" w:customStyle="1" w:styleId="245FAB19FEEE45D8B78B38885B8B6047">
-    <w:name w:val="245FAB19FEEE45D8B78B38885B8B6047"/>
-    <w:rsid w:val="00636F99"/>
-    <w:rPr>
-      <w:kern w:val="0"/>
-      <w14:ligatures w14:val="none"/>
-    </w:rPr>
-  </w:style>
-  <w:style w:type="paragraph" w:customStyle="1" w:styleId="2412448A753643FC91C7F24D4D72312E">
-    <w:name w:val="2412448A753643FC91C7F24D4D72312E"/>
-    <w:rsid w:val="00CD5938"/>
-    <w:rPr>
-      <w:kern w:val="0"/>
-      <w14:ligatures w14:val="none"/>
-    </w:rPr>
-  </w:style>
-  <w:style w:type="paragraph" w:customStyle="1" w:styleId="F1B56306F930442F915DF673FB937C30">
-    <w:name w:val="F1B56306F930442F915DF673FB937C30"/>
-    <w:rsid w:val="00CD5938"/>
-    <w:rPr>
-      <w:kern w:val="0"/>
-      <w14:ligatures w14:val="none"/>
-    </w:rPr>
-  </w:style>
-  <w:style w:type="paragraph" w:customStyle="1" w:styleId="4399E22E076B4B3280606E1BED1A0141">
-    <w:name w:val="4399E22E076B4B3280606E1BED1A0141"/>
-    <w:rsid w:val="00CD5938"/>
-    <w:rPr>
-      <w:kern w:val="0"/>
-      <w14:ligatures w14:val="none"/>
-    </w:rPr>
-  </w:style>
-  <w:style w:type="paragraph" w:customStyle="1" w:styleId="BBECBF73FD764EF0B743F8339FB8ED3E">
-    <w:name w:val="BBECBF73FD764EF0B743F8339FB8ED3E"/>
-    <w:rsid w:val="00CD5938"/>
-    <w:rPr>
-      <w:kern w:val="0"/>
-      <w14:ligatures w14:val="none"/>
-    </w:rPr>
-  </w:style>
-  <w:style w:type="paragraph" w:customStyle="1" w:styleId="0DF17EC382EF4086B5205B695286C985">
-    <w:name w:val="0DF17EC382EF4086B5205B695286C985"/>
-    <w:rsid w:val="00CD5938"/>
-    <w:rPr>
-      <w:kern w:val="0"/>
-      <w14:ligatures w14:val="none"/>
-    </w:rPr>
-  </w:style>
-  <w:style w:type="paragraph" w:customStyle="1" w:styleId="A4C13BE64729489F9B87383A2338C95C">
-    <w:name w:val="A4C13BE64729489F9B87383A2338C95C"/>
-    <w:rsid w:val="00CD5938"/>
-    <w:rPr>
-      <w:kern w:val="0"/>
-      <w14:ligatures w14:val="none"/>
-    </w:rPr>
-  </w:style>
-  <w:style w:type="paragraph" w:customStyle="1" w:styleId="200BF276199048CFA2613E6C77C93099">
-    <w:name w:val="200BF276199048CFA2613E6C77C93099"/>
-    <w:rsid w:val="00CD5938"/>
-    <w:rPr>
-      <w:kern w:val="0"/>
-      <w14:ligatures w14:val="none"/>
-    </w:rPr>
-  </w:style>
-  <w:style w:type="paragraph" w:customStyle="1" w:styleId="DAA8AF836A4343E481489757544B2112">
-    <w:name w:val="DAA8AF836A4343E481489757544B2112"/>
-    <w:rsid w:val="00CD5938"/>
-    <w:rPr>
-      <w:kern w:val="0"/>
-      <w14:ligatures w14:val="none"/>
-    </w:rPr>
-  </w:style>
-  <w:style w:type="paragraph" w:customStyle="1" w:styleId="4C25F0D4B4BB484BAA8F86641246556A">
-    <w:name w:val="4C25F0D4B4BB484BAA8F86641246556A"/>
-    <w:rsid w:val="00CD5938"/>
-    <w:rPr>
-      <w:kern w:val="0"/>
-      <w14:ligatures w14:val="none"/>
-    </w:rPr>
-  </w:style>
-  <w:style w:type="paragraph" w:customStyle="1" w:styleId="25511C4B5B954B0E9D8C8F63485FC43D">
-    <w:name w:val="25511C4B5B954B0E9D8C8F63485FC43D"/>
-    <w:rsid w:val="00CD5938"/>
-    <w:rPr>
-      <w:kern w:val="0"/>
-      <w14:ligatures w14:val="none"/>
-    </w:rPr>
-  </w:style>
-  <w:style w:type="paragraph" w:customStyle="1" w:styleId="C999C2D8D7B14F949602AF658A46546F">
-    <w:name w:val="C999C2D8D7B14F949602AF658A46546F"/>
-    <w:rsid w:val="00CD5938"/>
-    <w:rPr>
-      <w:kern w:val="0"/>
-      <w14:ligatures w14:val="none"/>
-    </w:rPr>
-  </w:style>
-  <w:style w:type="paragraph" w:customStyle="1" w:styleId="6A01254F8BDA4B9A9CCC3F0891E7EE46">
-    <w:name w:val="6A01254F8BDA4B9A9CCC3F0891E7EE46"/>
-    <w:rsid w:val="001D0FAA"/>
-    <w:rPr>
-      <w:kern w:val="0"/>
-      <w14:ligatures w14:val="none"/>
-    </w:rPr>
-  </w:style>
-  <w:style w:type="paragraph" w:customStyle="1" w:styleId="A721E2F625C24CD4AA550E8635DA898C">
-    <w:name w:val="A721E2F625C24CD4AA550E8635DA898C"/>
-    <w:rsid w:val="006B437A"/>
-    <w:rPr>
-      <w:kern w:val="0"/>
-      <w14:ligatures w14:val="none"/>
-    </w:rPr>
-  </w:style>
-  <w:style w:type="paragraph" w:customStyle="1" w:styleId="30393BC249284F72B74ED40857FBFBD8">
-    <w:name w:val="30393BC249284F72B74ED40857FBFBD8"/>
-    <w:rsid w:val="006B437A"/>
-    <w:rPr>
-      <w:kern w:val="0"/>
-      <w14:ligatures w14:val="none"/>
-    </w:rPr>
-  </w:style>
-  <w:style w:type="paragraph" w:customStyle="1" w:styleId="53A0A14904B9424283347BE51950DF68">
-    <w:name w:val="53A0A14904B9424283347BE51950DF68"/>
-    <w:rsid w:val="002E6B85"/>
-    <w:rPr>
-      <w:kern w:val="0"/>
-      <w14:ligatures w14:val="none"/>
-    </w:rPr>
-  </w:style>
-  <w:style w:type="paragraph" w:customStyle="1" w:styleId="0125D5C9A07C44F28C6E9488E5C2CFC3">
-    <w:name w:val="0125D5C9A07C44F28C6E9488E5C2CFC3"/>
-    <w:rsid w:val="00E52B26"/>
-    <w:rPr>
-      <w:kern w:val="0"/>
-      <w14:ligatures w14:val="none"/>
-    </w:rPr>
-  </w:style>
-  <w:style w:type="paragraph" w:customStyle="1" w:styleId="0394207CC28F4C8C91A0AAE702815E99">
-    <w:name w:val="0394207CC28F4C8C91A0AAE702815E99"/>
-    <w:rsid w:val="00E52B26"/>
-    <w:rPr>
-      <w:kern w:val="0"/>
-      <w14:ligatures w14:val="none"/>
-    </w:rPr>
-  </w:style>
-  <w:style w:type="paragraph" w:customStyle="1" w:styleId="5D3D345E87FB4058ADA0D0E2E96CBCE8">
-    <w:name w:val="5D3D345E87FB4058ADA0D0E2E96CBCE8"/>
-    <w:rsid w:val="00585C29"/>
-    <w:rPr>
-      <w:kern w:val="0"/>
-      <w14:ligatures w14:val="none"/>
-    </w:rPr>
-  </w:style>
-  <w:style w:type="paragraph" w:customStyle="1" w:styleId="F17F8A21F2BF4075A78954945C7CFD51">
-    <w:name w:val="F17F8A21F2BF4075A78954945C7CFD51"/>
-    <w:rsid w:val="00585C29"/>
-    <w:rPr>
-      <w:kern w:val="0"/>
-      <w14:ligatures w14:val="none"/>
-    </w:rPr>
-  </w:style>
-  <w:style w:type="paragraph" w:customStyle="1" w:styleId="BD5B553407A3431097AE2EAFFF51BC33">
-    <w:name w:val="BD5B553407A3431097AE2EAFFF51BC33"/>
-    <w:rsid w:val="00585C29"/>
-    <w:rPr>
-      <w:kern w:val="0"/>
-      <w14:ligatures w14:val="none"/>
-    </w:rPr>
-  </w:style>
-  <w:style w:type="paragraph" w:customStyle="1" w:styleId="1C87729AE55342AAA2456AA9ECAB281E">
-    <w:name w:val="1C87729AE55342AAA2456AA9ECAB281E"/>
-    <w:rsid w:val="00585C29"/>
-    <w:rPr>
-      <w:kern w:val="0"/>
-      <w14:ligatures w14:val="none"/>
-    </w:rPr>
-  </w:style>
-  <w:style w:type="paragraph" w:customStyle="1" w:styleId="6D2B5EEDB056480E8D470D965B03F71A">
-    <w:name w:val="6D2B5EEDB056480E8D470D965B03F71A"/>
-    <w:rsid w:val="00585C29"/>
-    <w:rPr>
-      <w:kern w:val="0"/>
-      <w14:ligatures w14:val="none"/>
-    </w:rPr>
-  </w:style>
-  <w:style w:type="paragraph" w:customStyle="1" w:styleId="69D5A3C88CE0429D88FFB03631618237">
-    <w:name w:val="69D5A3C88CE0429D88FFB03631618237"/>
-    <w:rsid w:val="00585C29"/>
-    <w:rPr>
-      <w:kern w:val="0"/>
-      <w14:ligatures w14:val="none"/>
-    </w:rPr>
-  </w:style>
-  <w:style w:type="paragraph" w:customStyle="1" w:styleId="BA019BC912E14600A018BFE2CB88D9D1">
-    <w:name w:val="BA019BC912E14600A018BFE2CB88D9D1"/>
-    <w:rsid w:val="00585C29"/>
-    <w:rPr>
-      <w:kern w:val="0"/>
-      <w14:ligatures w14:val="none"/>
-    </w:rPr>
-  </w:style>
-  <w:style w:type="paragraph" w:customStyle="1" w:styleId="79A2208A3A194FD491D72901477FE18A">
-    <w:name w:val="79A2208A3A194FD491D72901477FE18A"/>
-    <w:rsid w:val="00585C29"/>
-    <w:rPr>
-      <w:kern w:val="0"/>
-      <w14:ligatures w14:val="none"/>
-    </w:rPr>
-  </w:style>
-  <w:style w:type="paragraph" w:customStyle="1" w:styleId="3BADD0BF57F54A82B5E6EB0472DDE811">
-    <w:name w:val="3BADD0BF57F54A82B5E6EB0472DDE811"/>
-    <w:rsid w:val="00801241"/>
-    <w:rPr>
-      <w:kern w:val="0"/>
-      <w14:ligatures w14:val="none"/>
-    </w:rPr>
-  </w:style>
-  <w:style w:type="paragraph" w:customStyle="1" w:styleId="647B710F487F4ADAB4B0A339F26443F9">
-    <w:name w:val="647B710F487F4ADAB4B0A339F26443F9"/>
-    <w:rsid w:val="0055680D"/>
-    <w:rPr>
-      <w:kern w:val="0"/>
-      <w14:ligatures w14:val="none"/>
-    </w:rPr>
-  </w:style>
-  <w:style w:type="paragraph" w:customStyle="1" w:styleId="A666B474EC484E419965ABEE183E386A">
-    <w:name w:val="A666B474EC484E419965ABEE183E386A"/>
-    <w:rsid w:val="0055680D"/>
-    <w:rPr>
-      <w:kern w:val="0"/>
-      <w14:ligatures w14:val="none"/>
-    </w:rPr>
-  </w:style>
-  <w:style w:type="paragraph" w:customStyle="1" w:styleId="F6631DD512DE43398E73E8E56BA30D6B">
-    <w:name w:val="F6631DD512DE43398E73E8E56BA30D6B"/>
-    <w:rsid w:val="0055680D"/>
-    <w:rPr>
-      <w:kern w:val="0"/>
-      <w14:ligatures w14:val="none"/>
-    </w:rPr>
-  </w:style>
-  <w:style w:type="paragraph" w:customStyle="1" w:styleId="087965FCB31841678A229C277F13A045">
-    <w:name w:val="087965FCB31841678A229C277F13A045"/>
-    <w:rsid w:val="0055680D"/>
-    <w:rPr>
-      <w:kern w:val="0"/>
-      <w14:ligatures w14:val="none"/>
-    </w:rPr>
-  </w:style>
-  <w:style w:type="paragraph" w:customStyle="1" w:styleId="71AE329C45DC413DA07E3C4C30380A5A">
-    <w:name w:val="71AE329C45DC413DA07E3C4C30380A5A"/>
-    <w:rsid w:val="0055680D"/>
-    <w:rPr>
-      <w:kern w:val="0"/>
-      <w14:ligatures w14:val="none"/>
-    </w:rPr>
-  </w:style>
-  <w:style w:type="paragraph" w:customStyle="1" w:styleId="434D90AAE1F54936A25C33DF20891393">
-    <w:name w:val="434D90AAE1F54936A25C33DF20891393"/>
-    <w:rsid w:val="0055680D"/>
-    <w:rPr>
-      <w:kern w:val="0"/>
-      <w14:ligatures w14:val="none"/>
-    </w:rPr>
-  </w:style>
-  <w:style w:type="paragraph" w:customStyle="1" w:styleId="2D05E7D4ACE44331BE96D41E76767D97">
-    <w:name w:val="2D05E7D4ACE44331BE96D41E76767D97"/>
-    <w:rsid w:val="0055680D"/>
-    <w:rPr>
-      <w:kern w:val="0"/>
-      <w14:ligatures w14:val="none"/>
-    </w:rPr>
-  </w:style>
-  <w:style w:type="paragraph" w:customStyle="1" w:styleId="4ECDA222E83D4FEB84266E29B7A56F07">
-    <w:name w:val="4ECDA222E83D4FEB84266E29B7A56F07"/>
-    <w:rsid w:val="0055680D"/>
-    <w:rPr>
-      <w:kern w:val="0"/>
-      <w14:ligatures w14:val="none"/>
-    </w:rPr>
-  </w:style>
-  <w:style w:type="paragraph" w:customStyle="1" w:styleId="4E0D5F2EA160435F95AF0110034FA648">
-    <w:name w:val="4E0D5F2EA160435F95AF0110034FA648"/>
-    <w:rsid w:val="0055680D"/>
-    <w:rPr>
-      <w:kern w:val="0"/>
-      <w14:ligatures w14:val="none"/>
-    </w:rPr>
-  </w:style>
-  <w:style w:type="paragraph" w:customStyle="1" w:styleId="16C1291882984A128DB82D911EE1B094">
-    <w:name w:val="16C1291882984A128DB82D911EE1B094"/>
-    <w:rsid w:val="0055680D"/>
-    <w:rPr>
-      <w:kern w:val="0"/>
-      <w14:ligatures w14:val="none"/>
-    </w:rPr>
-  </w:style>
-  <w:style w:type="paragraph" w:customStyle="1" w:styleId="B6E04C2672D642FBB6F28A02FB2932CC">
-    <w:name w:val="B6E04C2672D642FBB6F28A02FB2932CC"/>
-    <w:rsid w:val="0055680D"/>
-    <w:rPr>
-      <w:kern w:val="0"/>
-      <w14:ligatures w14:val="none"/>
-    </w:rPr>
-  </w:style>
-  <w:style w:type="paragraph" w:customStyle="1" w:styleId="459B4F5FCB834A20B54D769033F3992B">
-    <w:name w:val="459B4F5FCB834A20B54D769033F3992B"/>
-    <w:rsid w:val="0055680D"/>
-    <w:rPr>
-      <w:kern w:val="0"/>
-      <w14:ligatures w14:val="none"/>
-    </w:rPr>
-  </w:style>
-  <w:style w:type="paragraph" w:customStyle="1" w:styleId="90200B1BCC13427BB7CA7DAD862D0A62">
-    <w:name w:val="90200B1BCC13427BB7CA7DAD862D0A62"/>
-    <w:rsid w:val="0055680D"/>
-    <w:rPr>
-      <w:kern w:val="0"/>
-      <w14:ligatures w14:val="none"/>
-    </w:rPr>
-  </w:style>
-  <w:style w:type="paragraph" w:customStyle="1" w:styleId="77E344C94E42482F8B69435328518FB5">
-    <w:name w:val="77E344C94E42482F8B69435328518FB5"/>
-    <w:rsid w:val="0055680D"/>
-    <w:rPr>
-      <w:kern w:val="0"/>
-      <w14:ligatures w14:val="none"/>
-    </w:rPr>
-  </w:style>
-  <w:style w:type="paragraph" w:customStyle="1" w:styleId="0E4E042BF0454EA7A42C6A145EF8A282">
-    <w:name w:val="0E4E042BF0454EA7A42C6A145EF8A282"/>
-    <w:rsid w:val="0055680D"/>
-    <w:rPr>
-      <w:kern w:val="0"/>
-      <w14:ligatures w14:val="none"/>
-    </w:rPr>
-  </w:style>
-  <w:style w:type="paragraph" w:customStyle="1" w:styleId="95CD16A445C845C3B8437A0752F99489">
-    <w:name w:val="95CD16A445C845C3B8437A0752F99489"/>
-    <w:rsid w:val="0055680D"/>
-    <w:rPr>
-      <w:kern w:val="0"/>
-      <w14:ligatures w14:val="none"/>
-    </w:rPr>
-  </w:style>
-  <w:style w:type="paragraph" w:customStyle="1" w:styleId="22CE4FEB89974686B006F9E7BEA6ADAB">
-    <w:name w:val="22CE4FEB89974686B006F9E7BEA6ADAB"/>
-    <w:rsid w:val="0055680D"/>
-    <w:rPr>
-      <w:kern w:val="0"/>
-      <w14:ligatures w14:val="none"/>
-    </w:rPr>
-  </w:style>
-  <w:style w:type="paragraph" w:customStyle="1" w:styleId="C0D5B5EEFA2F4A8A9E7E32B456C6ACAF">
-    <w:name w:val="C0D5B5EEFA2F4A8A9E7E32B456C6ACAF"/>
-    <w:rsid w:val="0055680D"/>
-    <w:rPr>
-      <w:kern w:val="0"/>
-      <w14:ligatures w14:val="none"/>
-    </w:rPr>
-  </w:style>
-  <w:style w:type="paragraph" w:customStyle="1" w:styleId="2E96B80F33654BDCBCEF7113531FCF2C">
-    <w:name w:val="2E96B80F33654BDCBCEF7113531FCF2C"/>
-    <w:rsid w:val="0055680D"/>
-    <w:rPr>
-      <w:kern w:val="0"/>
-      <w14:ligatures w14:val="none"/>
-    </w:rPr>
-  </w:style>
-  <w:style w:type="paragraph" w:customStyle="1" w:styleId="ECFD40C114E44881ACBFF8D7DF8280D5">
-    <w:name w:val="ECFD40C114E44881ACBFF8D7DF8280D5"/>
-    <w:rsid w:val="0055680D"/>
-    <w:rPr>
-      <w:kern w:val="0"/>
-      <w14:ligatures w14:val="none"/>
-    </w:rPr>
-  </w:style>
-  <w:style w:type="paragraph" w:customStyle="1" w:styleId="F7BACCF590EA46789CADF9FB58843F0C">
-    <w:name w:val="F7BACCF590EA46789CADF9FB58843F0C"/>
-    <w:rsid w:val="0055680D"/>
-    <w:rPr>
-      <w:kern w:val="0"/>
-      <w14:ligatures w14:val="none"/>
-    </w:rPr>
-  </w:style>
-  <w:style w:type="paragraph" w:customStyle="1" w:styleId="3C1890A58B9C425DA71AFDB009B9DF83">
-    <w:name w:val="3C1890A58B9C425DA71AFDB009B9DF83"/>
-    <w:rsid w:val="0055680D"/>
-    <w:rPr>
-      <w:kern w:val="0"/>
-      <w14:ligatures w14:val="none"/>
-    </w:rPr>
-  </w:style>
-  <w:style w:type="paragraph" w:customStyle="1" w:styleId="471FF16837C745FB9E59E4485F1DA321">
-    <w:name w:val="471FF16837C745FB9E59E4485F1DA321"/>
-    <w:rsid w:val="0055680D"/>
-    <w:rPr>
-      <w:kern w:val="0"/>
-      <w14:ligatures w14:val="none"/>
-    </w:rPr>
-  </w:style>
-  <w:style w:type="paragraph" w:customStyle="1" w:styleId="A79EC35CD02E4BDBBBF8254ABCAE45D8">
-    <w:name w:val="A79EC35CD02E4BDBBBF8254ABCAE45D8"/>
-    <w:rsid w:val="0055680D"/>
-    <w:rPr>
-      <w:kern w:val="0"/>
-      <w14:ligatures w14:val="none"/>
-    </w:rPr>
-  </w:style>
-  <w:style w:type="paragraph" w:customStyle="1" w:styleId="1DD61DA2B44F43D197DCE81922291F4F">
-    <w:name w:val="1DD61DA2B44F43D197DCE81922291F4F"/>
-    <w:rsid w:val="0055680D"/>
-    <w:rPr>
-      <w:kern w:val="0"/>
-      <w14:ligatures w14:val="none"/>
-    </w:rPr>
-  </w:style>
-  <w:style w:type="paragraph" w:customStyle="1" w:styleId="61735DAD908F45A485A47134CBA75972">
-    <w:name w:val="61735DAD908F45A485A47134CBA75972"/>
-    <w:rsid w:val="0055680D"/>
-    <w:rPr>
-      <w:kern w:val="0"/>
-      <w14:ligatures w14:val="none"/>
-    </w:rPr>
-  </w:style>
-  <w:style w:type="paragraph" w:customStyle="1" w:styleId="40948D29AE5D47FEA843A4E370BD6B9B">
-    <w:name w:val="40948D29AE5D47FEA843A4E370BD6B9B"/>
-    <w:rsid w:val="0055680D"/>
-    <w:rPr>
-      <w:kern w:val="0"/>
-      <w14:ligatures w14:val="none"/>
-    </w:rPr>
-  </w:style>
-  <w:style w:type="paragraph" w:customStyle="1" w:styleId="5A9555737626495FBCB0C899E2673F25">
-    <w:name w:val="5A9555737626495FBCB0C899E2673F25"/>
-    <w:rsid w:val="0055680D"/>
-    <w:rPr>
-      <w:kern w:val="0"/>
-      <w14:ligatures w14:val="none"/>
-    </w:rPr>
-  </w:style>
-  <w:style w:type="paragraph" w:customStyle="1" w:styleId="5255DC9D6D0649BC9E206D2F93821FB0">
-    <w:name w:val="5255DC9D6D0649BC9E206D2F93821FB0"/>
-    <w:rsid w:val="0055680D"/>
-    <w:rPr>
-      <w:kern w:val="0"/>
-      <w14:ligatures w14:val="none"/>
-    </w:rPr>
-  </w:style>
-  <w:style w:type="paragraph" w:customStyle="1" w:styleId="220528D2020F4A278D405B5875A44A9E">
-    <w:name w:val="220528D2020F4A278D405B5875A44A9E"/>
-    <w:rsid w:val="0055680D"/>
-    <w:rPr>
-      <w:kern w:val="0"/>
-      <w14:ligatures w14:val="none"/>
-    </w:rPr>
-  </w:style>
-  <w:style w:type="paragraph" w:customStyle="1" w:styleId="5122CE84E00446FFB07D643E3462B663">
-    <w:name w:val="5122CE84E00446FFB07D643E3462B663"/>
-    <w:rsid w:val="0055680D"/>
-    <w:rPr>
-      <w:kern w:val="0"/>
-      <w14:ligatures w14:val="none"/>
-    </w:rPr>
-  </w:style>
-  <w:style w:type="paragraph" w:customStyle="1" w:styleId="C81CE32F34994B10B80387F142D5D0AA">
-    <w:name w:val="C81CE32F34994B10B80387F142D5D0AA"/>
-    <w:rsid w:val="0055680D"/>
-    <w:rPr>
-      <w:kern w:val="0"/>
-      <w14:ligatures w14:val="none"/>
-    </w:rPr>
-  </w:style>
-  <w:style w:type="paragraph" w:customStyle="1" w:styleId="01C046DDD7A24DF58082BCBAD784B618">
-    <w:name w:val="01C046DDD7A24DF58082BCBAD784B618"/>
-    <w:rsid w:val="0055680D"/>
-    <w:rPr>
-      <w:kern w:val="0"/>
-      <w14:ligatures w14:val="none"/>
-    </w:rPr>
-  </w:style>
-  <w:style w:type="paragraph" w:customStyle="1" w:styleId="3BA36E515ADF4E6F93C6DAC30A9DBF3D">
-    <w:name w:val="3BA36E515ADF4E6F93C6DAC30A9DBF3D"/>
-    <w:rsid w:val="0055680D"/>
-    <w:rPr>
-      <w:kern w:val="0"/>
-      <w14:ligatures w14:val="none"/>
-    </w:rPr>
-  </w:style>
-  <w:style w:type="paragraph" w:customStyle="1" w:styleId="5232F281F58844EEB83BBCF832BF17EA">
-    <w:name w:val="5232F281F58844EEB83BBCF832BF17EA"/>
-    <w:rsid w:val="0055680D"/>
-    <w:rPr>
-      <w:kern w:val="0"/>
-      <w14:ligatures w14:val="none"/>
-    </w:rPr>
-  </w:style>
-  <w:style w:type="paragraph" w:customStyle="1" w:styleId="0772C86013EA4144951E8D6674C6AFEB">
-    <w:name w:val="0772C86013EA4144951E8D6674C6AFEB"/>
-    <w:rsid w:val="0055680D"/>
-    <w:rPr>
-      <w:kern w:val="0"/>
-      <w14:ligatures w14:val="none"/>
-    </w:rPr>
-  </w:style>
-  <w:style w:type="paragraph" w:customStyle="1" w:styleId="E102F3EE070844F1886CF5023B73E05A">
-    <w:name w:val="E102F3EE070844F1886CF5023B73E05A"/>
-    <w:rsid w:val="0055680D"/>
-    <w:rPr>
-      <w:kern w:val="0"/>
-      <w14:ligatures w14:val="none"/>
-    </w:rPr>
-  </w:style>
-  <w:style w:type="paragraph" w:customStyle="1" w:styleId="5664283D33AA4AE1A44E4A499910828A">
-    <w:name w:val="5664283D33AA4AE1A44E4A499910828A"/>
-    <w:rsid w:val="0055680D"/>
-    <w:rPr>
-      <w:kern w:val="0"/>
-      <w14:ligatures w14:val="none"/>
-    </w:rPr>
-  </w:style>
-  <w:style w:type="paragraph" w:customStyle="1" w:styleId="40DA1F9DA7F7494AAE8143A3CF6340BD">
-    <w:name w:val="40DA1F9DA7F7494AAE8143A3CF6340BD"/>
-    <w:rsid w:val="0055680D"/>
-    <w:rPr>
-      <w:kern w:val="0"/>
-      <w14:ligatures w14:val="none"/>
-    </w:rPr>
-  </w:style>
-  <w:style w:type="paragraph" w:customStyle="1" w:styleId="4CC7A24C00204189BEB211EEA6947131">
-    <w:name w:val="4CC7A24C00204189BEB211EEA6947131"/>
-    <w:rsid w:val="0055680D"/>
-    <w:rPr>
-      <w:kern w:val="0"/>
-      <w14:ligatures w14:val="none"/>
-    </w:rPr>
-  </w:style>
-  <w:style w:type="paragraph" w:customStyle="1" w:styleId="EC54725362BA421A9DA06967168B1B47">
-    <w:name w:val="EC54725362BA421A9DA06967168B1B47"/>
-    <w:rsid w:val="0055680D"/>
-    <w:rPr>
-      <w:kern w:val="0"/>
-      <w14:ligatures w14:val="none"/>
-    </w:rPr>
-  </w:style>
-  <w:style w:type="paragraph" w:customStyle="1" w:styleId="D849B06C642E4DC69998F69ECEFB2C27">
-    <w:name w:val="D849B06C642E4DC69998F69ECEFB2C27"/>
-    <w:rsid w:val="0055680D"/>
-    <w:rPr>
-      <w:kern w:val="0"/>
-      <w14:ligatures w14:val="none"/>
-    </w:rPr>
-  </w:style>
-  <w:style w:type="paragraph" w:customStyle="1" w:styleId="12BCAF20F1F84611986956E461744D90">
-    <w:name w:val="12BCAF20F1F84611986956E461744D90"/>
-    <w:rsid w:val="0055680D"/>
-    <w:rPr>
-      <w:kern w:val="0"/>
-      <w14:ligatures w14:val="none"/>
-    </w:rPr>
-  </w:style>
-  <w:style w:type="paragraph" w:customStyle="1" w:styleId="9918EA577EAE4F3F88E72A091A53609A">
-    <w:name w:val="9918EA577EAE4F3F88E72A091A53609A"/>
-    <w:rsid w:val="0055680D"/>
-    <w:rPr>
-      <w:kern w:val="0"/>
-      <w14:ligatures w14:val="none"/>
-    </w:rPr>
-  </w:style>
-  <w:style w:type="paragraph" w:customStyle="1" w:styleId="623C5CF743C849C796A45412EC1CCF96">
-    <w:name w:val="623C5CF743C849C796A45412EC1CCF96"/>
-    <w:rsid w:val="0055680D"/>
-    <w:rPr>
-      <w:kern w:val="0"/>
-      <w14:ligatures w14:val="none"/>
-    </w:rPr>
-  </w:style>
-  <w:style w:type="paragraph" w:customStyle="1" w:styleId="97DBC4780CD24887B81E1DD8C903B815">
-    <w:name w:val="97DBC4780CD24887B81E1DD8C903B815"/>
-    <w:rsid w:val="0055680D"/>
-    <w:rPr>
-      <w:kern w:val="0"/>
-      <w14:ligatures w14:val="none"/>
-    </w:rPr>
-  </w:style>
-  <w:style w:type="paragraph" w:customStyle="1" w:styleId="A4F331F7B62E4220A64D0A3EFC12BD0B">
-    <w:name w:val="A4F331F7B62E4220A64D0A3EFC12BD0B"/>
-    <w:rsid w:val="0055680D"/>
-    <w:rPr>
-      <w:kern w:val="0"/>
-      <w14:ligatures w14:val="none"/>
-    </w:rPr>
-  </w:style>
-  <w:style w:type="paragraph" w:customStyle="1" w:styleId="2A08333E400940C082B96619BF6AF8C8">
-    <w:name w:val="2A08333E400940C082B96619BF6AF8C8"/>
-    <w:rsid w:val="0055680D"/>
-    <w:rPr>
-      <w:kern w:val="0"/>
-      <w14:ligatures w14:val="none"/>
-    </w:rPr>
-  </w:style>
-  <w:style w:type="paragraph" w:customStyle="1" w:styleId="B683AE6AEB0C4763A2622D46285C640F">
-    <w:name w:val="B683AE6AEB0C4763A2622D46285C640F"/>
-    <w:rsid w:val="0055680D"/>
-    <w:rPr>
-      <w:kern w:val="0"/>
-      <w14:ligatures w14:val="none"/>
-    </w:rPr>
-  </w:style>
-  <w:style w:type="paragraph" w:customStyle="1" w:styleId="A172A3FB3F4840ABAC7906FF8CED1608">
-    <w:name w:val="A172A3FB3F4840ABAC7906FF8CED1608"/>
-    <w:rsid w:val="000E274F"/>
-    <w:rPr>
-      <w:kern w:val="0"/>
-      <w14:ligatures w14:val="none"/>
-    </w:rPr>
-  </w:style>
-  <w:style w:type="paragraph" w:customStyle="1" w:styleId="6E4FED1370A5468FACAF96CBA7CFE3C5">
-    <w:name w:val="6E4FED1370A5468FACAF96CBA7CFE3C5"/>
-    <w:rsid w:val="000E274F"/>
-    <w:rPr>
-      <w:kern w:val="0"/>
-      <w14:ligatures w14:val="none"/>
-    </w:rPr>
-  </w:style>
-  <w:style w:type="paragraph" w:customStyle="1" w:styleId="B27CFF40F25443E5A2C20E3C48F9112A">
-    <w:name w:val="B27CFF40F25443E5A2C20E3C48F9112A"/>
-    <w:rsid w:val="000E274F"/>
-    <w:rPr>
-      <w:kern w:val="0"/>
-      <w14:ligatures w14:val="none"/>
-    </w:rPr>
-  </w:style>
-  <w:style w:type="paragraph" w:customStyle="1" w:styleId="50324557E6A74F8AB5DF7CC48C5CDB22">
-    <w:name w:val="50324557E6A74F8AB5DF7CC48C5CDB22"/>
-    <w:rsid w:val="000E274F"/>
-    <w:rPr>
-      <w:kern w:val="0"/>
-      <w14:ligatures w14:val="none"/>
-    </w:rPr>
-  </w:style>
-  <w:style w:type="paragraph" w:customStyle="1" w:styleId="6EF3EA881B404D73A2FE1C3D24F74FCA">
-    <w:name w:val="6EF3EA881B404D73A2FE1C3D24F74FCA"/>
-    <w:rsid w:val="000E274F"/>
-    <w:rPr>
-      <w:kern w:val="0"/>
-      <w14:ligatures w14:val="none"/>
-    </w:rPr>
-  </w:style>
-  <w:style w:type="paragraph" w:customStyle="1" w:styleId="3D21E4030AD943EE816F5A4AE0445D62">
-    <w:name w:val="3D21E4030AD943EE816F5A4AE0445D62"/>
-    <w:rsid w:val="000E274F"/>
-    <w:rPr>
-      <w:kern w:val="0"/>
-      <w14:ligatures w14:val="none"/>
-    </w:rPr>
-  </w:style>
-  <w:style w:type="paragraph" w:customStyle="1" w:styleId="ED316D9303D94455ACC0BD6081EAA228">
-    <w:name w:val="ED316D9303D94455ACC0BD6081EAA228"/>
-    <w:rsid w:val="000E274F"/>
-    <w:rPr>
-      <w:kern w:val="0"/>
-      <w14:ligatures w14:val="none"/>
-    </w:rPr>
-  </w:style>
-  <w:style w:type="paragraph" w:customStyle="1" w:styleId="2D76BFE1B509448E832FA1724EB2D740">
-    <w:name w:val="2D76BFE1B509448E832FA1724EB2D740"/>
-    <w:rsid w:val="000E274F"/>
-    <w:rPr>
-      <w:kern w:val="0"/>
-      <w14:ligatures w14:val="none"/>
-    </w:rPr>
-  </w:style>
-  <w:style w:type="paragraph" w:customStyle="1" w:styleId="D2043694C5E54E2EB7A868DC6A885349">
-    <w:name w:val="D2043694C5E54E2EB7A868DC6A885349"/>
-    <w:rsid w:val="000E274F"/>
-    <w:rPr>
-      <w:kern w:val="0"/>
-      <w14:ligatures w14:val="none"/>
-    </w:rPr>
-  </w:style>
-  <w:style w:type="paragraph" w:customStyle="1" w:styleId="EB02402777D04E6191465AB40A0FB8BD">
-    <w:name w:val="EB02402777D04E6191465AB40A0FB8BD"/>
-    <w:rsid w:val="000E274F"/>
-    <w:rPr>
-      <w:kern w:val="0"/>
-      <w14:ligatures w14:val="none"/>
-    </w:rPr>
-  </w:style>
-  <w:style w:type="paragraph" w:customStyle="1" w:styleId="C95A89C959164617A6ECCCC1349ACC73">
-    <w:name w:val="C95A89C959164617A6ECCCC1349ACC73"/>
-    <w:rsid w:val="000E274F"/>
-    <w:rPr>
-      <w:kern w:val="0"/>
-      <w14:ligatures w14:val="none"/>
-    </w:rPr>
-  </w:style>
-  <w:style w:type="paragraph" w:customStyle="1" w:styleId="2156DB00946A4F90A4729830AFCF52FB">
-    <w:name w:val="2156DB00946A4F90A4729830AFCF52FB"/>
-    <w:rsid w:val="000E274F"/>
-    <w:rPr>
-      <w:kern w:val="0"/>
-      <w14:ligatures w14:val="none"/>
-    </w:rPr>
-  </w:style>
-  <w:style w:type="paragraph" w:customStyle="1" w:styleId="2F77E51341AC4C48AEEFECB20FA5FC57">
-    <w:name w:val="2F77E51341AC4C48AEEFECB20FA5FC57"/>
-    <w:rsid w:val="000E274F"/>
-    <w:rPr>
-      <w:kern w:val="0"/>
-      <w14:ligatures w14:val="none"/>
-    </w:rPr>
-  </w:style>
-  <w:style w:type="paragraph" w:customStyle="1" w:styleId="FC1BD28949074C2ABFD766DB152DA778">
-    <w:name w:val="FC1BD28949074C2ABFD766DB152DA778"/>
-    <w:rsid w:val="000E274F"/>
-    <w:rPr>
-      <w:kern w:val="0"/>
-      <w14:ligatures w14:val="none"/>
-    </w:rPr>
-  </w:style>
-  <w:style w:type="paragraph" w:customStyle="1" w:styleId="061BAA2DA09146CF9EC590D8902D5189">
-    <w:name w:val="061BAA2DA09146CF9EC590D8902D5189"/>
-    <w:rsid w:val="000E274F"/>
-    <w:rPr>
-      <w:kern w:val="0"/>
-      <w14:ligatures w14:val="none"/>
-    </w:rPr>
-  </w:style>
-  <w:style w:type="paragraph" w:customStyle="1" w:styleId="0E95D1EEBCC5441CA8BB1FB622CCD161">
-    <w:name w:val="0E95D1EEBCC5441CA8BB1FB622CCD161"/>
-    <w:rsid w:val="000E274F"/>
-    <w:rPr>
-      <w:kern w:val="0"/>
-      <w14:ligatures w14:val="none"/>
-    </w:rPr>
-  </w:style>
-  <w:style w:type="paragraph" w:customStyle="1" w:styleId="798E9A01C1DA4372A2D5E46405BAB3A5">
-    <w:name w:val="798E9A01C1DA4372A2D5E46405BAB3A5"/>
-    <w:rsid w:val="000E274F"/>
-    <w:rPr>
-      <w:kern w:val="0"/>
-      <w14:ligatures w14:val="none"/>
-    </w:rPr>
-  </w:style>
-  <w:style w:type="paragraph" w:customStyle="1" w:styleId="D64CCD640DE74AE2B20E766DEAF27A75">
-    <w:name w:val="D64CCD640DE74AE2B20E766DEAF27A75"/>
-    <w:rsid w:val="000E274F"/>
-    <w:rPr>
-      <w:kern w:val="0"/>
-      <w14:ligatures w14:val="none"/>
-    </w:rPr>
-  </w:style>
-  <w:style w:type="paragraph" w:customStyle="1" w:styleId="BC444A333C4A41D3B147F10B9942E185">
-    <w:name w:val="BC444A333C4A41D3B147F10B9942E185"/>
-    <w:rsid w:val="000E274F"/>
-    <w:rPr>
-      <w:kern w:val="0"/>
-      <w14:ligatures w14:val="none"/>
-    </w:rPr>
-  </w:style>
-  <w:style w:type="paragraph" w:customStyle="1" w:styleId="26D5F1249812436492CDD56B12EDAA4C">
-    <w:name w:val="26D5F1249812436492CDD56B12EDAA4C"/>
-    <w:rsid w:val="000E274F"/>
-    <w:rPr>
-      <w:kern w:val="0"/>
-      <w14:ligatures w14:val="none"/>
-    </w:rPr>
-  </w:style>
-  <w:style w:type="paragraph" w:customStyle="1" w:styleId="58158E18E723429AAB7C8FAEDBE0FA61">
-    <w:name w:val="58158E18E723429AAB7C8FAEDBE0FA61"/>
-    <w:rsid w:val="000E274F"/>
-    <w:rPr>
-      <w:kern w:val="0"/>
-      <w14:ligatures w14:val="none"/>
-    </w:rPr>
-  </w:style>
-  <w:style w:type="paragraph" w:customStyle="1" w:styleId="1DD2567D7C3245FFA7034F9295F89F66">
-    <w:name w:val="1DD2567D7C3245FFA7034F9295F89F66"/>
-    <w:rsid w:val="000E274F"/>
-    <w:rPr>
-      <w:kern w:val="0"/>
-      <w14:ligatures w14:val="none"/>
-    </w:rPr>
-  </w:style>
-  <w:style w:type="paragraph" w:customStyle="1" w:styleId="EF07D01B68D7473C8D0785EECF428718">
-    <w:name w:val="EF07D01B68D7473C8D0785EECF428718"/>
-    <w:rsid w:val="000E274F"/>
-    <w:rPr>
-      <w:kern w:val="0"/>
-      <w14:ligatures w14:val="none"/>
-    </w:rPr>
-  </w:style>
-  <w:style w:type="paragraph" w:customStyle="1" w:styleId="FE63CA897DF8492E8771B3D17B471576">
-    <w:name w:val="FE63CA897DF8492E8771B3D17B471576"/>
-    <w:rsid w:val="000E274F"/>
-    <w:rPr>
-      <w:kern w:val="0"/>
-      <w14:ligatures w14:val="none"/>
-    </w:rPr>
-  </w:style>
-  <w:style w:type="paragraph" w:customStyle="1" w:styleId="031734FF5C6841BDAF1EB61ECB71C734">
-    <w:name w:val="031734FF5C6841BDAF1EB61ECB71C734"/>
-    <w:rsid w:val="000E274F"/>
-    <w:rPr>
-      <w:kern w:val="0"/>
-      <w14:ligatures w14:val="none"/>
-    </w:rPr>
-  </w:style>
-  <w:style w:type="paragraph" w:customStyle="1" w:styleId="D1FA7BB5B85444208184F5BFE5D2E752">
-    <w:name w:val="D1FA7BB5B85444208184F5BFE5D2E752"/>
-    <w:rsid w:val="000E274F"/>
-    <w:rPr>
-      <w:kern w:val="0"/>
-      <w14:ligatures w14:val="none"/>
-    </w:rPr>
-  </w:style>
-  <w:style w:type="paragraph" w:customStyle="1" w:styleId="43EE3077AD5D4D5AB5E0CA7451C3ABC0">
-    <w:name w:val="43EE3077AD5D4D5AB5E0CA7451C3ABC0"/>
-    <w:rsid w:val="000E274F"/>
-    <w:rPr>
-      <w:kern w:val="0"/>
-      <w14:ligatures w14:val="none"/>
-    </w:rPr>
-  </w:style>
-  <w:style w:type="paragraph" w:customStyle="1" w:styleId="D0148883FFC144C5ABFC13FF714849E3">
-    <w:name w:val="D0148883FFC144C5ABFC13FF714849E3"/>
-    <w:rsid w:val="000E274F"/>
-    <w:rPr>
-      <w:kern w:val="0"/>
-      <w14:ligatures w14:val="none"/>
-    </w:rPr>
-  </w:style>
-  <w:style w:type="paragraph" w:customStyle="1" w:styleId="38C0901390A14F22A6ACC90F4B8F6698">
-    <w:name w:val="38C0901390A14F22A6ACC90F4B8F6698"/>
-    <w:rsid w:val="000E274F"/>
-    <w:rPr>
-      <w:kern w:val="0"/>
-      <w14:ligatures w14:val="none"/>
-    </w:rPr>
-  </w:style>
-  <w:style w:type="paragraph" w:customStyle="1" w:styleId="E2A96E434F624FD1A10A316629F16336">
-    <w:name w:val="E2A96E434F624FD1A10A316629F16336"/>
-    <w:rsid w:val="000E274F"/>
-    <w:rPr>
-      <w:kern w:val="0"/>
-      <w14:ligatures w14:val="none"/>
-    </w:rPr>
-  </w:style>
-  <w:style w:type="paragraph" w:customStyle="1" w:styleId="FB43B883A76E4D8DB6F534C2A23F2007">
-    <w:name w:val="FB43B883A76E4D8DB6F534C2A23F2007"/>
-    <w:rsid w:val="000E274F"/>
-    <w:rPr>
-      <w:kern w:val="0"/>
-      <w14:ligatures w14:val="none"/>
-    </w:rPr>
-  </w:style>
-  <w:style w:type="paragraph" w:customStyle="1" w:styleId="2A35A079BDF748528CDB6879893CF705">
-    <w:name w:val="2A35A079BDF748528CDB6879893CF705"/>
-    <w:rsid w:val="000E274F"/>
-    <w:rPr>
-      <w:kern w:val="0"/>
-      <w14:ligatures w14:val="none"/>
-    </w:rPr>
-  </w:style>
-  <w:style w:type="paragraph" w:customStyle="1" w:styleId="9E8FC35E87E14CFABE7D85BB46A7C346">
-    <w:name w:val="9E8FC35E87E14CFABE7D85BB46A7C346"/>
-    <w:rsid w:val="000E274F"/>
-    <w:rPr>
-      <w:kern w:val="0"/>
-      <w14:ligatures w14:val="none"/>
-    </w:rPr>
-  </w:style>
-  <w:style w:type="paragraph" w:customStyle="1" w:styleId="27ACCE2705FE42BFB7CA76C5EDD5B295">
-    <w:name w:val="27ACCE2705FE42BFB7CA76C5EDD5B295"/>
-    <w:rsid w:val="000E274F"/>
-    <w:rPr>
-      <w:kern w:val="0"/>
-      <w14:ligatures w14:val="none"/>
-    </w:rPr>
-  </w:style>
-  <w:style w:type="paragraph" w:customStyle="1" w:styleId="1AFB7D5AE5354192AC202A11807ABBC3">
-    <w:name w:val="1AFB7D5AE5354192AC202A11807ABBC3"/>
-    <w:rsid w:val="000E274F"/>
-    <w:rPr>
-      <w:kern w:val="0"/>
-      <w14:ligatures w14:val="none"/>
-    </w:rPr>
-  </w:style>
-  <w:style w:type="paragraph" w:customStyle="1" w:styleId="08E0E5F221B34556A23FAB1557C83110">
-    <w:name w:val="08E0E5F221B34556A23FAB1557C83110"/>
-    <w:rsid w:val="000E274F"/>
-    <w:rPr>
-      <w:kern w:val="0"/>
-      <w14:ligatures w14:val="none"/>
-    </w:rPr>
-  </w:style>
-  <w:style w:type="paragraph" w:customStyle="1" w:styleId="2A645C4377234C5C8102463A177251A2">
-    <w:name w:val="2A645C4377234C5C8102463A177251A2"/>
-    <w:rsid w:val="000E274F"/>
-    <w:rPr>
-      <w:kern w:val="0"/>
-      <w14:ligatures w14:val="none"/>
-    </w:rPr>
-  </w:style>
-  <w:style w:type="paragraph" w:customStyle="1" w:styleId="B6FB5C483B0940D69250F16C41776041">
-    <w:name w:val="B6FB5C483B0940D69250F16C41776041"/>
-    <w:rsid w:val="000E274F"/>
-    <w:rPr>
-      <w:kern w:val="0"/>
-      <w14:ligatures w14:val="none"/>
-    </w:rPr>
-  </w:style>
-  <w:style w:type="paragraph" w:customStyle="1" w:styleId="276979F33FB741A289D3CF80C3FB59F8">
-    <w:name w:val="276979F33FB741A289D3CF80C3FB59F8"/>
-    <w:rsid w:val="000E274F"/>
-    <w:rPr>
-      <w:kern w:val="0"/>
-      <w14:ligatures w14:val="none"/>
-    </w:rPr>
-  </w:style>
-  <w:style w:type="paragraph" w:customStyle="1" w:styleId="9EF671CDAD39401A844460FFB788DBCC">
-    <w:name w:val="9EF671CDAD39401A844460FFB788DBCC"/>
-    <w:rsid w:val="000E274F"/>
-    <w:rPr>
-      <w:kern w:val="0"/>
-      <w14:ligatures w14:val="none"/>
-    </w:rPr>
-  </w:style>
-  <w:style w:type="paragraph" w:customStyle="1" w:styleId="62EEC0EE657A4E46B6168FCE4A9B9E03">
-    <w:name w:val="62EEC0EE657A4E46B6168FCE4A9B9E03"/>
-    <w:rsid w:val="000E274F"/>
-    <w:rPr>
-      <w:kern w:val="0"/>
-      <w14:ligatures w14:val="none"/>
-    </w:rPr>
-  </w:style>
-  <w:style w:type="paragraph" w:customStyle="1" w:styleId="35CCB7E1D76644E2B9FFDEBE59658B27">
-    <w:name w:val="35CCB7E1D76644E2B9FFDEBE59658B27"/>
-    <w:rsid w:val="000E274F"/>
-    <w:rPr>
-      <w:kern w:val="0"/>
-      <w14:ligatures w14:val="none"/>
-    </w:rPr>
-  </w:style>
-  <w:style w:type="paragraph" w:customStyle="1" w:styleId="3BAD9B2F6A224F0F894654D8AAD7651D">
-    <w:name w:val="3BAD9B2F6A224F0F894654D8AAD7651D"/>
-    <w:rsid w:val="00BD0936"/>
-    <w:rPr>
-      <w:kern w:val="0"/>
-      <w14:ligatures w14:val="none"/>
-    </w:rPr>
-  </w:style>
-  <w:style w:type="paragraph" w:customStyle="1" w:styleId="69DB1B120F0E4868A483266C90D3C101">
-    <w:name w:val="69DB1B120F0E4868A483266C90D3C101"/>
-    <w:rsid w:val="00BD0936"/>
-    <w:rPr>
-      <w:kern w:val="0"/>
-      <w14:ligatures w14:val="none"/>
-    </w:rPr>
-  </w:style>
   <w:style w:type="paragraph" w:customStyle="1" w:styleId="6DB883B3B2D14559AC296696BCD21B5E">
     <w:name w:val="6DB883B3B2D14559AC296696BCD21B5E"/>
     <w:rsid w:val="00BD0936"/>
@@ -4690,14 +3493,6 @@
       <w14:ligatures w14:val="none"/>
     </w:rPr>
   </w:style>
-  <w:style w:type="paragraph" w:customStyle="1" w:styleId="67F0DA2CF02945569BCB128AB067CC46">
-    <w:name w:val="67F0DA2CF02945569BCB128AB067CC46"/>
-    <w:rsid w:val="00BD0936"/>
-    <w:rPr>
-      <w:kern w:val="0"/>
-      <w14:ligatures w14:val="none"/>
-    </w:rPr>
-  </w:style>
   <w:style w:type="paragraph" w:customStyle="1" w:styleId="96E6D103C72D447EA64A2C76A8F3DBA7">
     <w:name w:val="96E6D103C72D447EA64A2C76A8F3DBA7"/>
     <w:rsid w:val="00BD0936"/>
@@ -4733,190 +3528,6 @@
   <w:style w:type="paragraph" w:customStyle="1" w:styleId="CCA4AF249E39494BBA24B3CE26A1BFDC">
     <w:name w:val="CCA4AF249E39494BBA24B3CE26A1BFDC"/>
     <w:rsid w:val="000A7ECA"/>
-    <w:rPr>
-      <w:kern w:val="0"/>
-      <w14:ligatures w14:val="none"/>
-    </w:rPr>
-  </w:style>
-  <w:style w:type="paragraph" w:customStyle="1" w:styleId="24BD88ED22064EC9B8B5DB0BB7445754">
-    <w:name w:val="24BD88ED22064EC9B8B5DB0BB7445754"/>
-    <w:rsid w:val="000A7ECA"/>
-    <w:rPr>
-      <w:kern w:val="0"/>
-      <w14:ligatures w14:val="none"/>
-    </w:rPr>
-  </w:style>
-  <w:style w:type="paragraph" w:customStyle="1" w:styleId="565686AD110D46459EACD0B31FB2DE54">
-    <w:name w:val="565686AD110D46459EACD0B31FB2DE54"/>
-    <w:rsid w:val="000A7ECA"/>
-    <w:rPr>
-      <w:kern w:val="0"/>
-      <w14:ligatures w14:val="none"/>
-    </w:rPr>
-  </w:style>
-  <w:style w:type="paragraph" w:customStyle="1" w:styleId="AC9DAC3E5EC24E2FA2FF5D011F904F87">
-    <w:name w:val="AC9DAC3E5EC24E2FA2FF5D011F904F87"/>
-    <w:rsid w:val="000A7ECA"/>
-    <w:rPr>
-      <w:kern w:val="0"/>
-      <w14:ligatures w14:val="none"/>
-    </w:rPr>
-  </w:style>
-  <w:style w:type="paragraph" w:customStyle="1" w:styleId="979FCF9D733944EBB48A4C5B44A45746">
-    <w:name w:val="979FCF9D733944EBB48A4C5B44A45746"/>
-    <w:rsid w:val="000A7ECA"/>
-    <w:rPr>
-      <w:kern w:val="0"/>
-      <w14:ligatures w14:val="none"/>
-    </w:rPr>
-  </w:style>
-  <w:style w:type="paragraph" w:customStyle="1" w:styleId="7319DDDA3E254085846D335173EB0B09">
-    <w:name w:val="7319DDDA3E254085846D335173EB0B09"/>
-    <w:rsid w:val="000A7ECA"/>
-    <w:rPr>
-      <w:kern w:val="0"/>
-      <w14:ligatures w14:val="none"/>
-    </w:rPr>
-  </w:style>
-  <w:style w:type="paragraph" w:customStyle="1" w:styleId="8AFFD0293D3E4EA9876CCEC3DAC07B04">
-    <w:name w:val="8AFFD0293D3E4EA9876CCEC3DAC07B04"/>
-    <w:rsid w:val="000A7ECA"/>
-    <w:rPr>
-      <w:kern w:val="0"/>
-      <w14:ligatures w14:val="none"/>
-    </w:rPr>
-  </w:style>
-  <w:style w:type="paragraph" w:customStyle="1" w:styleId="54443EFB392E4608BE762AD7965AE8B4">
-    <w:name w:val="54443EFB392E4608BE762AD7965AE8B4"/>
-    <w:rsid w:val="000A7ECA"/>
-    <w:rPr>
-      <w:kern w:val="0"/>
-      <w14:ligatures w14:val="none"/>
-    </w:rPr>
-  </w:style>
-  <w:style w:type="paragraph" w:customStyle="1" w:styleId="650975EAAABA4D9387CAE44954FE9482">
-    <w:name w:val="650975EAAABA4D9387CAE44954FE9482"/>
-    <w:rsid w:val="000A7ECA"/>
-    <w:rPr>
-      <w:kern w:val="0"/>
-      <w14:ligatures w14:val="none"/>
-    </w:rPr>
-  </w:style>
-  <w:style w:type="paragraph" w:customStyle="1" w:styleId="7AE530CFFCCF404F86036C414A7E31FE">
-    <w:name w:val="7AE530CFFCCF404F86036C414A7E31FE"/>
-    <w:rsid w:val="000A7ECA"/>
-    <w:rPr>
-      <w:kern w:val="0"/>
-      <w14:ligatures w14:val="none"/>
-    </w:rPr>
-  </w:style>
-  <w:style w:type="paragraph" w:customStyle="1" w:styleId="63657E4AD2F0440FBFE9A06BCE05AB20">
-    <w:name w:val="63657E4AD2F0440FBFE9A06BCE05AB20"/>
-    <w:rsid w:val="00604005"/>
-    <w:rPr>
-      <w:kern w:val="0"/>
-      <w14:ligatures w14:val="none"/>
-    </w:rPr>
-  </w:style>
-  <w:style w:type="paragraph" w:customStyle="1" w:styleId="32A5407366B343F6A6B11E74D25C4FB7">
-    <w:name w:val="32A5407366B343F6A6B11E74D25C4FB7"/>
-    <w:rsid w:val="00604005"/>
-    <w:rPr>
-      <w:kern w:val="0"/>
-      <w14:ligatures w14:val="none"/>
-    </w:rPr>
-  </w:style>
-  <w:style w:type="paragraph" w:customStyle="1" w:styleId="078E0C01C24C48F2A588F62D2338A29D">
-    <w:name w:val="078E0C01C24C48F2A588F62D2338A29D"/>
-    <w:rsid w:val="00604005"/>
-    <w:rPr>
-      <w:kern w:val="0"/>
-      <w14:ligatures w14:val="none"/>
-    </w:rPr>
-  </w:style>
-  <w:style w:type="paragraph" w:customStyle="1" w:styleId="EDF2535CB2654FCBBA0040EC5988EBD4">
-    <w:name w:val="EDF2535CB2654FCBBA0040EC5988EBD4"/>
-    <w:rsid w:val="00604005"/>
-    <w:rPr>
-      <w:kern w:val="0"/>
-      <w14:ligatures w14:val="none"/>
-    </w:rPr>
-  </w:style>
-  <w:style w:type="paragraph" w:customStyle="1" w:styleId="DBC795AB14834CA9A4F28A6A2D8DA179">
-    <w:name w:val="DBC795AB14834CA9A4F28A6A2D8DA179"/>
-    <w:rsid w:val="00604005"/>
-    <w:rPr>
-      <w:kern w:val="0"/>
-      <w14:ligatures w14:val="none"/>
-    </w:rPr>
-  </w:style>
-  <w:style w:type="paragraph" w:customStyle="1" w:styleId="5CE1BD0FB13A49899F4C5F58218B1252">
-    <w:name w:val="5CE1BD0FB13A49899F4C5F58218B1252"/>
-    <w:rsid w:val="00604005"/>
-    <w:rPr>
-      <w:kern w:val="0"/>
-      <w14:ligatures w14:val="none"/>
-    </w:rPr>
-  </w:style>
-  <w:style w:type="paragraph" w:customStyle="1" w:styleId="808B63A505624C1DA8A70D91CA9C3365">
-    <w:name w:val="808B63A505624C1DA8A70D91CA9C3365"/>
-    <w:rsid w:val="00604005"/>
-    <w:rPr>
-      <w:kern w:val="0"/>
-      <w14:ligatures w14:val="none"/>
-    </w:rPr>
-  </w:style>
-  <w:style w:type="paragraph" w:customStyle="1" w:styleId="AD9F2203E1AD4B22A7A17D1FE4F56271">
-    <w:name w:val="AD9F2203E1AD4B22A7A17D1FE4F56271"/>
-    <w:rsid w:val="00604005"/>
-    <w:rPr>
-      <w:kern w:val="0"/>
-      <w14:ligatures w14:val="none"/>
-    </w:rPr>
-  </w:style>
-  <w:style w:type="paragraph" w:customStyle="1" w:styleId="F4B812FE9F9646D8BC1119EFD9169BED">
-    <w:name w:val="F4B812FE9F9646D8BC1119EFD9169BED"/>
-    <w:rsid w:val="00F96365"/>
-    <w:rPr>
-      <w:kern w:val="0"/>
-      <w14:ligatures w14:val="none"/>
-    </w:rPr>
-  </w:style>
-  <w:style w:type="paragraph" w:customStyle="1" w:styleId="5223E123450E4924B21FE40390E69D5F">
-    <w:name w:val="5223E123450E4924B21FE40390E69D5F"/>
-    <w:rsid w:val="00F96365"/>
-    <w:rPr>
-      <w:kern w:val="0"/>
-      <w14:ligatures w14:val="none"/>
-    </w:rPr>
-  </w:style>
-  <w:style w:type="paragraph" w:customStyle="1" w:styleId="BF7BD3E65CDE4413BF9C4C5600D1DC01">
-    <w:name w:val="BF7BD3E65CDE4413BF9C4C5600D1DC01"/>
-    <w:rsid w:val="00F96365"/>
-    <w:rPr>
-      <w:kern w:val="0"/>
-      <w14:ligatures w14:val="none"/>
-    </w:rPr>
-  </w:style>
-  <w:style w:type="paragraph" w:customStyle="1" w:styleId="BCC2DDB32BA94E7BB84CD0508B5C0609">
-    <w:name w:val="BCC2DDB32BA94E7BB84CD0508B5C0609"/>
-    <w:rsid w:val="00F96365"/>
-    <w:rPr>
-      <w:kern w:val="0"/>
-      <w14:ligatures w14:val="none"/>
-    </w:rPr>
-  </w:style>
-  <w:style w:type="paragraph" w:customStyle="1" w:styleId="6A9982B469D94D3E8671CA9508FA3A8F">
-    <w:name w:val="6A9982B469D94D3E8671CA9508FA3A8F"/>
-    <w:rsid w:val="00F96365"/>
-    <w:rPr>
-      <w:kern w:val="0"/>
-      <w14:ligatures w14:val="none"/>
-    </w:rPr>
-  </w:style>
-  <w:style w:type="paragraph" w:customStyle="1" w:styleId="CC91BFCAF6C04BFFA21DE3BDB37A9F55">
-    <w:name w:val="CC91BFCAF6C04BFFA21DE3BDB37A9F55"/>
-    <w:rsid w:val="00F96365"/>
     <w:rPr>
       <w:kern w:val="0"/>
       <w14:ligatures w14:val="none"/>
@@ -4926,7 +3537,7 @@
 </file>
 
 <file path=word/glossary/webSettings.xml><?xml version="1.0" encoding="utf-8"?>
-<w:webSettings xmlns:mc="http://schemas.openxmlformats.org/markup-compatibility/2006" xmlns:r="http://schemas.openxmlformats.org/officeDocument/2006/relationships" xmlns:w="http://schemas.openxmlformats.org/wordprocessingml/2006/main" xmlns:w14="http://schemas.microsoft.com/office/word/2010/wordml" xmlns:w15="http://schemas.microsoft.com/office/word/2012/wordml" xmlns:w16cid="http://schemas.microsoft.com/office/word/2016/wordml/cid" xmlns:w16se="http://schemas.microsoft.com/office/word/2015/wordml/symex" mc:Ignorable="w14 w15 w16se w16cid">
+<w:webSettings xmlns:mc="http://schemas.openxmlformats.org/markup-compatibility/2006" xmlns:r="http://schemas.openxmlformats.org/officeDocument/2006/relationships" xmlns:w="http://schemas.openxmlformats.org/wordprocessingml/2006/main" xmlns:w14="http://schemas.microsoft.com/office/word/2010/wordml" xmlns:w15="http://schemas.microsoft.com/office/word/2012/wordml" xmlns:w16cex="http://schemas.microsoft.com/office/word/2018/wordml/cex" xmlns:w16cid="http://schemas.microsoft.com/office/word/2016/wordml/cid" xmlns:w16="http://schemas.microsoft.com/office/word/2018/wordml" xmlns:w16du="http://schemas.microsoft.com/office/word/2023/wordml/word16du" xmlns:w16sdtdh="http://schemas.microsoft.com/office/word/2020/wordml/sdtdatahash" xmlns:w16sdtfl="http://schemas.microsoft.com/office/word/2024/wordml/sdtformatlock" xmlns:w16se="http://schemas.microsoft.com/office/word/2015/wordml/symex" mc:Ignorable="w14 w15 w16se w16cid w16 w16cex w16sdtdh w16sdtfl w16du">
   <w:optimizeForBrowser/>
   <w:allowPNG/>
 </w:webSettings>

--- a/ฟอร์มรายงานผล/Word/ปรสิตวิทยา/รายงานผล Parasite_iden.docx
+++ b/ฟอร์มรายงานผล/Word/ปรสิตวิทยา/รายงานผล Parasite_iden.docx
@@ -51,43 +51,19 @@
             </w:pPr>
             <w:r>
               <w:rPr>
-                <w:rFonts w:ascii="TH SarabunPSK" w:hAnsi="TH SarabunPSK" w:cs="TH SarabunPSK"/>
+                <w:rFonts w:ascii="TH SarabunPSK" w:hAnsi="TH SarabunPSK"/>
                 <w:b/>
                 <w:bCs/>
                 <w:sz w:val="32"/>
-                <w:szCs w:val="32"/>
-                <w:cs/>
-              </w:rPr>
-              <w:t>เลขที่รายงาน</w:t>
+              </w:rPr>
+              <w:t>เลขที่รายงาน:</w:t>
             </w:r>
             <w:r>
               <w:rPr>
-                <w:rFonts w:ascii="TH SarabunPSK" w:hAnsi="TH SarabunPSK" w:cs="TH SarabunPSK"/>
-                <w:b/>
-                <w:bCs/>
-                <w:sz w:val="32"/>
-                <w:szCs w:val="32"/>
-              </w:rPr>
-              <w:t>:</w:t>
-            </w:r>
-            <w:r>
-              <w:rPr>
-                <w:rFonts w:ascii="TH SarabunPSK" w:hAnsi="TH SarabunPSK" w:cs="TH SarabunPSK"/>
-                <w:b/>
-                <w:bCs/>
-                <w:sz w:val="32"/>
-                <w:szCs w:val="32"/>
-                <w:cs/>
-              </w:rPr>
-              <w:t xml:space="preserve"> </w:t>
-            </w:r>
-            <w:r>
-              <w:rPr>
-                <w:rFonts w:ascii="TH SarabunPSK" w:hAnsi="TH SarabunPSK" w:cs="TH SarabunPSK"/>
-                <w:sz w:val="32"/>
-                <w:szCs w:val="32"/>
-              </w:rPr>
-              <w:t xml:space="preserve"> </w:t>
+                <w:rFonts w:ascii="TH SarabunPSK" w:hAnsi="TH SarabunPSK"/>
+                <w:sz w:val="32"/>
+              </w:rPr>
+              <w:t xml:space="preserve"> {{เลขที่รายงาน}}</w:t>
             </w:r>
           </w:p>
         </w:tc>
@@ -110,54 +86,19 @@
             </w:pPr>
             <w:r>
               <w:rPr>
-                <w:rFonts w:ascii="TH SarabunPSK" w:hAnsi="TH SarabunPSK" w:cs="TH SarabunPSK"/>
+                <w:rFonts w:ascii="TH SarabunPSK" w:hAnsi="TH SarabunPSK"/>
                 <w:b/>
                 <w:bCs/>
                 <w:sz w:val="32"/>
-                <w:szCs w:val="32"/>
-                <w:cs/>
-              </w:rPr>
-              <w:t>เลขที่ตัวอย่าง</w:t>
+              </w:rPr>
+              <w:t>เลขที่ตัวอย่าง:</w:t>
             </w:r>
             <w:r>
               <w:rPr>
-                <w:rFonts w:ascii="TH SarabunPSK" w:hAnsi="TH SarabunPSK" w:cs="TH SarabunPSK"/>
-                <w:b/>
-                <w:bCs/>
-                <w:sz w:val="32"/>
-                <w:szCs w:val="32"/>
-              </w:rPr>
-              <w:t>:</w:t>
-            </w:r>
-            <w:r>
-              <w:rPr>
-                <w:rFonts w:ascii="TH SarabunPSK" w:hAnsi="TH SarabunPSK" w:cs="TH SarabunPSK"/>
-                <w:b/>
-                <w:bCs/>
-                <w:sz w:val="32"/>
-                <w:szCs w:val="32"/>
-                <w:cs/>
-              </w:rPr>
-              <w:t xml:space="preserve"> </w:t>
-            </w:r>
-            <w:r>
-              <w:rPr>
-                <w:rFonts w:ascii="TH SarabunPSK" w:hAnsi="TH SarabunPSK" w:cs="TH SarabunPSK"/>
-                <w:sz w:val="32"/>
-                <w:szCs w:val="32"/>
-              </w:rPr>
-              <w:t xml:space="preserve"> </w:t>
-            </w:r>
-            <w:r>
-              <w:rPr>
-                <w:rFonts w:ascii="TH SarabunPSK" w:hAnsi="TH SarabunPSK" w:cs="TH SarabunPSK"/>
-                <w:b/>
-                <w:bCs/>
-                <w:sz w:val="32"/>
-                <w:szCs w:val="32"/>
-                <w:cs/>
-              </w:rPr>
-              <w:t xml:space="preserve">    </w:t>
+                <w:rFonts w:ascii="TH SarabunPSK" w:hAnsi="TH SarabunPSK"/>
+                <w:sz w:val="32"/>
+              </w:rPr>
+              <w:t xml:space="preserve"> {{เลขที่ตัวอย่าง}}</w:t>
             </w:r>
           </w:p>
         </w:tc>
@@ -255,62 +196,19 @@
             </w:pPr>
             <w:r>
               <w:rPr>
-                <w:rFonts w:ascii="TH SarabunPSK" w:hAnsi="TH SarabunPSK" w:cs="TH SarabunPSK"/>
+                <w:rFonts w:ascii="TH SarabunPSK" w:hAnsi="TH SarabunPSK"/>
                 <w:b/>
                 <w:bCs/>
                 <w:sz w:val="32"/>
-                <w:szCs w:val="32"/>
-                <w:cs/>
-              </w:rPr>
-              <w:t>วันที่รับตัวอย่าง</w:t>
+              </w:rPr>
+              <w:t>วันที่รับตัวอย่าง:</w:t>
             </w:r>
             <w:r>
               <w:rPr>
-                <w:rFonts w:ascii="TH SarabunPSK" w:hAnsi="TH SarabunPSK" w:cs="TH SarabunPSK"/>
-                <w:b/>
-                <w:bCs/>
-                <w:sz w:val="32"/>
-                <w:szCs w:val="32"/>
-              </w:rPr>
-              <w:t>:</w:t>
-            </w:r>
-            <w:r>
-              <w:rPr>
-                <w:rFonts w:ascii="TH SarabunPSK" w:hAnsi="TH SarabunPSK" w:cs="TH SarabunPSK"/>
-                <w:b/>
-                <w:bCs/>
-                <w:sz w:val="32"/>
-                <w:szCs w:val="32"/>
-                <w:cs/>
-              </w:rPr>
-              <w:t xml:space="preserve"> </w:t>
-            </w:r>
-            <w:r>
-              <w:rPr>
-                <w:rFonts w:ascii="TH SarabunPSK" w:hAnsi="TH SarabunPSK" w:cs="TH SarabunPSK"/>
-                <w:sz w:val="32"/>
-                <w:szCs w:val="32"/>
-              </w:rPr>
-              <w:t xml:space="preserve"> </w:t>
-            </w:r>
-            <w:r>
-              <w:rPr>
-                <w:rFonts w:ascii="TH SarabunPSK" w:hAnsi="TH SarabunPSK" w:cs="TH SarabunPSK"/>
-                <w:sz w:val="32"/>
-                <w:szCs w:val="32"/>
-                <w:cs/>
-              </w:rPr>
-              <w:t xml:space="preserve">   </w:t>
-            </w:r>
-            <w:r>
-              <w:rPr>
-                <w:rFonts w:ascii="TH SarabunPSK" w:hAnsi="TH SarabunPSK" w:cs="TH SarabunPSK"/>
-                <w:b/>
-                <w:bCs/>
-                <w:sz w:val="32"/>
-                <w:szCs w:val="32"/>
-              </w:rPr>
-              <w:t xml:space="preserve"> </w:t>
+                <w:rFonts w:ascii="TH SarabunPSK" w:hAnsi="TH SarabunPSK"/>
+                <w:sz w:val="32"/>
+              </w:rPr>
+              <w:t xml:space="preserve"> {{วันที่รับตัวอย่าง}} </w:t>
             </w:r>
           </w:p>
         </w:tc>
@@ -334,60 +232,19 @@
             </w:pPr>
             <w:r>
               <w:rPr>
-                <w:rFonts w:ascii="TH SarabunPSK" w:hAnsi="TH SarabunPSK" w:cs="TH SarabunPSK"/>
+                <w:rFonts w:ascii="TH SarabunPSK" w:hAnsi="TH SarabunPSK"/>
                 <w:b/>
                 <w:bCs/>
                 <w:sz w:val="32"/>
-                <w:szCs w:val="32"/>
-                <w:cs/>
-              </w:rPr>
-              <w:t>วันที่เริ่มทดสอบ</w:t>
+              </w:rPr>
+              <w:t>วันที่เริ่มทดสอบ:</w:t>
             </w:r>
             <w:r>
               <w:rPr>
-                <w:rFonts w:ascii="TH SarabunPSK" w:hAnsi="TH SarabunPSK" w:cs="TH SarabunPSK"/>
-                <w:b/>
-                <w:bCs/>
-                <w:sz w:val="32"/>
-                <w:szCs w:val="32"/>
-              </w:rPr>
-              <w:t>:</w:t>
-            </w:r>
-            <w:r>
-              <w:rPr>
-                <w:rFonts w:ascii="TH SarabunPSK" w:hAnsi="TH SarabunPSK" w:cs="TH SarabunPSK"/>
-                <w:b/>
-                <w:bCs/>
-                <w:sz w:val="32"/>
-                <w:szCs w:val="32"/>
-                <w:cs/>
-              </w:rPr>
-              <w:t xml:space="preserve"> </w:t>
-            </w:r>
-            <w:r>
-              <w:rPr>
-                <w:rFonts w:ascii="TH SarabunPSK" w:hAnsi="TH SarabunPSK" w:cs="TH SarabunPSK"/>
-                <w:sz w:val="32"/>
-                <w:szCs w:val="32"/>
-              </w:rPr>
-              <w:t xml:space="preserve"> </w:t>
-            </w:r>
-            <w:r>
-              <w:rPr>
-                <w:rFonts w:ascii="TH SarabunPSK" w:hAnsi="TH SarabunPSK" w:cs="TH SarabunPSK"/>
-                <w:sz w:val="32"/>
-                <w:szCs w:val="32"/>
-                <w:cs/>
-              </w:rPr>
-              <w:t xml:space="preserve">    </w:t>
-            </w:r>
-            <w:r>
-              <w:rPr>
-                <w:rFonts w:ascii="TH SarabunPSK" w:hAnsi="TH SarabunPSK" w:cs="TH SarabunPSK"/>
-                <w:sz w:val="32"/>
-                <w:szCs w:val="32"/>
-              </w:rPr>
-              <w:t xml:space="preserve">  </w:t>
+                <w:rFonts w:ascii="TH SarabunPSK" w:hAnsi="TH SarabunPSK"/>
+                <w:sz w:val="32"/>
+              </w:rPr>
+              <w:t xml:space="preserve"> {{วันที่เริ่มทดสอบ}}</w:t>
             </w:r>
           </w:p>
         </w:tc>
@@ -410,60 +267,19 @@
             </w:pPr>
             <w:r>
               <w:rPr>
-                <w:rFonts w:ascii="TH SarabunPSK" w:hAnsi="TH SarabunPSK" w:cs="TH SarabunPSK"/>
+                <w:rFonts w:ascii="TH SarabunPSK" w:hAnsi="TH SarabunPSK"/>
                 <w:b/>
                 <w:bCs/>
                 <w:sz w:val="32"/>
-                <w:szCs w:val="32"/>
-                <w:cs/>
-              </w:rPr>
-              <w:t>วันที่ตอบผล</w:t>
+              </w:rPr>
+              <w:t>วันที่ตอบผล:</w:t>
             </w:r>
             <w:r>
               <w:rPr>
-                <w:rFonts w:ascii="TH SarabunPSK" w:hAnsi="TH SarabunPSK" w:cs="TH SarabunPSK"/>
-                <w:b/>
-                <w:bCs/>
-                <w:sz w:val="32"/>
-                <w:szCs w:val="32"/>
-              </w:rPr>
-              <w:t>:</w:t>
-            </w:r>
-            <w:r>
-              <w:rPr>
-                <w:rFonts w:ascii="TH SarabunPSK" w:hAnsi="TH SarabunPSK" w:cs="TH SarabunPSK"/>
-                <w:b/>
-                <w:bCs/>
-                <w:sz w:val="32"/>
-                <w:szCs w:val="32"/>
-                <w:cs/>
+                <w:rFonts w:ascii="TH SarabunPSK" w:hAnsi="TH SarabunPSK"/>
+                <w:sz w:val="32"/>
               </w:rPr>
               <w:t xml:space="preserve"> </w:t>
-            </w:r>
-            <w:r>
-              <w:rPr>
-                <w:rFonts w:ascii="TH SarabunPSK" w:hAnsi="TH SarabunPSK" w:cs="TH SarabunPSK"/>
-                <w:sz w:val="32"/>
-                <w:szCs w:val="32"/>
-              </w:rPr>
-              <w:t xml:space="preserve"> </w:t>
-            </w:r>
-            <w:r>
-              <w:rPr>
-                <w:rFonts w:ascii="TH SarabunPSK" w:hAnsi="TH SarabunPSK" w:cs="TH SarabunPSK"/>
-                <w:sz w:val="32"/>
-                <w:szCs w:val="32"/>
-                <w:cs/>
-              </w:rPr>
-              <w:t xml:space="preserve">  </w:t>
-            </w:r>
-            <w:r>
-              <w:rPr>
-                <w:rFonts w:ascii="TH SarabunPSK" w:hAnsi="TH SarabunPSK" w:cs="TH SarabunPSK"/>
-                <w:sz w:val="32"/>
-                <w:szCs w:val="32"/>
-              </w:rPr>
-              <w:t xml:space="preserve">  </w:t>
             </w:r>
           </w:p>
         </w:tc>
@@ -579,7 +395,7 @@
                   <w:r>
                     <w:rPr>
                       <w:rFonts w:ascii="TH SarabunPSK" w:hAnsi="TH SarabunPSK" w:cs="TH SarabunPSK"/>
-                      <w:sz w:val="28"/>
+                      <w:sz w:val="32"/>
                     </w:rPr>
                     <w:t>No.</w:t>
                   </w:r>
@@ -603,7 +419,7 @@
                   <w:r>
                     <w:rPr>
                       <w:rFonts w:ascii="TH SarabunPSK" w:hAnsi="TH SarabunPSK" w:cs="TH SarabunPSK"/>
-                      <w:sz w:val="28"/>
+                      <w:sz w:val="32"/>
                     </w:rPr>
                     <w:t>Animal name</w:t>
                   </w:r>
@@ -629,21 +445,21 @@
                   <w:r>
                     <w:rPr>
                       <w:rFonts w:ascii="TH SarabunPSK" w:hAnsi="TH SarabunPSK" w:cs="TH SarabunPSK"/>
-                      <w:sz w:val="28"/>
+                      <w:sz w:val="32"/>
                     </w:rPr>
                     <w:t>P</w:t>
                   </w:r>
                   <w:r>
                     <w:rPr>
                       <w:rFonts w:ascii="TH SarabunPSK" w:hAnsi="TH SarabunPSK" w:cs="TH SarabunPSK"/>
-                      <w:sz w:val="28"/>
+                      <w:sz w:val="32"/>
                     </w:rPr>
                     <w:t>arasite</w:t>
                   </w:r>
                   <w:r>
                     <w:rPr>
                       <w:rFonts w:ascii="TH SarabunPSK" w:hAnsi="TH SarabunPSK" w:cs="TH SarabunPSK" w:hint="cs"/>
-                      <w:sz w:val="28"/>
+                      <w:sz w:val="32"/>
                       <w:cs/>
                     </w:rPr>
                     <w:t xml:space="preserve"> </w:t>
@@ -651,14 +467,14 @@
                   <w:r>
                     <w:rPr>
                       <w:rFonts w:ascii="TH SarabunPSK" w:hAnsi="TH SarabunPSK" w:cs="TH SarabunPSK"/>
-                      <w:sz w:val="28"/>
+                      <w:sz w:val="32"/>
                     </w:rPr>
                     <w:t>Identification</w:t>
                   </w:r>
                   <w:r>
                     <w:rPr>
                       <w:rFonts w:ascii="TH SarabunPSK" w:hAnsi="TH SarabunPSK" w:cs="TH SarabunPSK"/>
-                      <w:sz w:val="28"/>
+                      <w:sz w:val="32"/>
                     </w:rPr>
                     <w:t xml:space="preserve"> </w:t>
                   </w:r>
@@ -688,7 +504,7 @@
                   <w:r>
                     <w:rPr>
                       <w:rFonts w:ascii="TH SarabunPSK" w:hAnsi="TH SarabunPSK" w:cs="TH SarabunPSK"/>
-                      <w:sz w:val="28"/>
+                      <w:sz w:val="32"/>
                     </w:rPr>
                     <w:t>1</w:t>
                   </w:r>
@@ -706,6 +522,8 @@
                     <w:jc w:val="center"/>
                     <w:rPr>
                       <w:rFonts w:ascii="TH SarabunPSK" w:hAnsi="TH SarabunPSK" w:cs="TH SarabunPSK"/>
+                      <w:b/>
+                      <w:bCs/>
                       <w:sz w:val="28"/>
                       <w:cs/>
                     </w:rPr>
@@ -724,6 +542,8 @@
                     <w:jc w:val="center"/>
                     <w:rPr>
                       <w:rFonts w:ascii="TH SarabunPSK" w:hAnsi="TH SarabunPSK" w:cs="TH SarabunPSK"/>
+                      <w:b/>
+                      <w:bCs/>
                       <w:sz w:val="28"/>
                     </w:rPr>
                   </w:pPr>
@@ -806,7 +626,7 @@
                 <w:rFonts w:ascii="TH SarabunPSK" w:hAnsi="TH SarabunPSK" w:cs="TH SarabunPSK"/>
                 <w:b/>
                 <w:bCs/>
-                <w:sz w:val="28"/>
+                <w:sz w:val="32"/>
                 <w:szCs w:val="28"/>
                 <w:cs/>
               </w:rPr>
@@ -815,7 +635,7 @@
             <w:r>
               <w:rPr>
                 <w:rFonts w:ascii="TH SarabunPSK" w:hAnsi="TH SarabunPSK" w:cs="TH SarabunPSK" w:hint="cs"/>
-                <w:sz w:val="40"/>
+                <w:sz w:val="32"/>
                 <w:szCs w:val="28"/>
                 <w:cs/>
               </w:rPr>
@@ -2975,6 +2795,7 @@
     <w:rsid w:val="000E274F"/>
     <w:rsid w:val="000E4657"/>
     <w:rsid w:val="0010140D"/>
+    <w:rsid w:val="001435D0"/>
     <w:rsid w:val="00181A22"/>
     <w:rsid w:val="001D0FAA"/>
     <w:rsid w:val="002A5AA9"/>
@@ -2987,9 +2808,11 @@
     <w:rsid w:val="004669D7"/>
     <w:rsid w:val="00485120"/>
     <w:rsid w:val="004B74E5"/>
+    <w:rsid w:val="004D3EEC"/>
     <w:rsid w:val="004F2072"/>
     <w:rsid w:val="00503E27"/>
     <w:rsid w:val="00504B02"/>
+    <w:rsid w:val="00552C40"/>
     <w:rsid w:val="0055680D"/>
     <w:rsid w:val="00556875"/>
     <w:rsid w:val="00562531"/>
@@ -3024,6 +2847,7 @@
     <w:rsid w:val="00E52B26"/>
     <w:rsid w:val="00E959C1"/>
     <w:rsid w:val="00F96365"/>
+    <w:rsid w:val="00FC7640"/>
     <w:rsid w:val="00FF55D0"/>
   </w:rsids>
   <m:mathPr>
@@ -3485,46 +3309,6 @@
       <w:color w:val="808080"/>
     </w:rPr>
   </w:style>
-  <w:style w:type="paragraph" w:customStyle="1" w:styleId="6DB883B3B2D14559AC296696BCD21B5E">
-    <w:name w:val="6DB883B3B2D14559AC296696BCD21B5E"/>
-    <w:rsid w:val="00BD0936"/>
-    <w:rPr>
-      <w:kern w:val="0"/>
-      <w14:ligatures w14:val="none"/>
-    </w:rPr>
-  </w:style>
-  <w:style w:type="paragraph" w:customStyle="1" w:styleId="96E6D103C72D447EA64A2C76A8F3DBA7">
-    <w:name w:val="96E6D103C72D447EA64A2C76A8F3DBA7"/>
-    <w:rsid w:val="00BD0936"/>
-    <w:rPr>
-      <w:kern w:val="0"/>
-      <w14:ligatures w14:val="none"/>
-    </w:rPr>
-  </w:style>
-  <w:style w:type="paragraph" w:customStyle="1" w:styleId="F573A060CAE9487287866DE280A10DA8">
-    <w:name w:val="F573A060CAE9487287866DE280A10DA8"/>
-    <w:rsid w:val="00BD0936"/>
-    <w:rPr>
-      <w:kern w:val="0"/>
-      <w14:ligatures w14:val="none"/>
-    </w:rPr>
-  </w:style>
-  <w:style w:type="paragraph" w:customStyle="1" w:styleId="88B1889E076F49CF896970C89F0B27DA">
-    <w:name w:val="88B1889E076F49CF896970C89F0B27DA"/>
-    <w:rsid w:val="00BD0936"/>
-    <w:rPr>
-      <w:kern w:val="0"/>
-      <w14:ligatures w14:val="none"/>
-    </w:rPr>
-  </w:style>
-  <w:style w:type="paragraph" w:customStyle="1" w:styleId="6200D13AB40948C588B7DB6445144A1E">
-    <w:name w:val="6200D13AB40948C588B7DB6445144A1E"/>
-    <w:rsid w:val="00BD0936"/>
-    <w:rPr>
-      <w:kern w:val="0"/>
-      <w14:ligatures w14:val="none"/>
-    </w:rPr>
-  </w:style>
   <w:style w:type="paragraph" w:customStyle="1" w:styleId="CCA4AF249E39494BBA24B3CE26A1BFDC">
     <w:name w:val="CCA4AF249E39494BBA24B3CE26A1BFDC"/>
     <w:rsid w:val="000A7ECA"/>
